--- a/COS214PRAC4_PDF.docx
+++ b/COS214PRAC4_PDF.docx
@@ -66,13 +66,7 @@
         <w:tab/>
       </w:r>
       <w:r>
-        <w:t>T</w:t>
-      </w:r>
-      <w:r>
-        <w:t xml:space="preserve">aya </w:t>
-      </w:r>
-      <w:r>
-        <w:t>Govender</w:t>
+        <w:t>Taya Govender</w:t>
       </w:r>
       <w:r>
         <w:tab/>
@@ -206,6 +200,177 @@
           <w:lang w:val="en-ZA"/>
         </w:rPr>
         <w:t>&lt;&lt;INSERT UML HERE &gt;&gt;</w:t>
+      </w:r>
+    </w:p>
+    <w:p>
+      <w:pPr>
+        <w:rPr>
+          <w:lang w:val="en-ZA"/>
+        </w:rPr>
+      </w:pPr>
+    </w:p>
+    <w:p>
+      <w:pPr>
+        <w:rPr>
+          <w:lang w:val="en-ZA"/>
+        </w:rPr>
+      </w:pPr>
+      <w:r>
+        <w:rPr>
+          <w:lang w:val="en-ZA"/>
+        </w:rPr>
+        <w:t xml:space="preserve">Design rationale </w:t>
+      </w:r>
+    </w:p>
+    <w:p>
+      <w:pPr>
+        <w:rPr>
+          <w:lang w:val="en-ZA"/>
+        </w:rPr>
+      </w:pPr>
+      <w:r>
+        <w:rPr>
+          <w:lang w:val="en-ZA"/>
+        </w:rPr>
+        <w:t xml:space="preserve">Our design uses a Composite to represent the </w:t>
+      </w:r>
+      <w:r>
+        <w:rPr>
+          <w:lang w:val="en-ZA"/>
+        </w:rPr>
+        <w:t xml:space="preserve">software delivery hierarchy. </w:t>
+      </w:r>
+      <w:r>
+        <w:rPr>
+          <w:lang w:val="en-ZA"/>
+        </w:rPr>
+        <w:t xml:space="preserve">There are many phases one must go through while preparing an object for delivery, and every </w:t>
+      </w:r>
+      <w:r>
+        <w:rPr>
+          <w:lang w:val="en-ZA"/>
+        </w:rPr>
+        <w:t>phase</w:t>
+      </w:r>
+      <w:r>
+        <w:rPr>
+          <w:lang w:val="en-ZA"/>
+        </w:rPr>
+        <w:t xml:space="preserve"> has tasks associated with </w:t>
+      </w:r>
+      <w:r>
+        <w:rPr>
+          <w:lang w:val="en-ZA"/>
+        </w:rPr>
+        <w:t>it.</w:t>
+      </w:r>
+      <w:r>
+        <w:t xml:space="preserve"> DeliveryComponent</w:t>
+      </w:r>
+      <w:r>
+        <w:t xml:space="preserve"> is the common abstraction for both DeliveryPhase groups and individual DeliveryTask objects. DeliveryPhase owns a vector&lt;DeliveryComponent*&gt;, allowing phases to contain both tasks and other phases and therefore form the required nested hierarchy</w:t>
+      </w:r>
+      <w:r>
+        <w:t>.</w:t>
+      </w:r>
+      <w:r>
+        <w:rPr>
+          <w:lang w:val="en-ZA"/>
+        </w:rPr>
+        <w:t xml:space="preserve"> </w:t>
+      </w:r>
+    </w:p>
+    <w:p>
+      <w:r>
+        <w:t xml:space="preserve">For the Iterator design patter, we have a </w:t>
+      </w:r>
+      <w:r>
+        <w:t xml:space="preserve">DepthFirstIterator and </w:t>
+      </w:r>
+      <w:r>
+        <w:t xml:space="preserve">a </w:t>
+      </w:r>
+      <w:r>
+        <w:t xml:space="preserve">BreadthFirstIterator </w:t>
+      </w:r>
+      <w:r>
+        <w:t xml:space="preserve">which both </w:t>
+      </w:r>
+      <w:r>
+        <w:t xml:space="preserve">traverse the DeliveryPhase hierarchy independently. The traversal logic is kept inside the iterator classes rather than exposing </w:t>
+      </w:r>
+      <w:r>
+        <w:t>vector&lt;</w:t>
+      </w:r>
+      <w:r>
+        <w:t>DeliveryPhase</w:t>
+      </w:r>
+      <w:r>
+        <w:t xml:space="preserve">*&gt; </w:t>
+      </w:r>
+      <w:r>
+        <w:t>children to Main.cpp, satisfying the requirement that clients do not access the internal container directly.</w:t>
+      </w:r>
+    </w:p>
+    <w:p>
+      <w:r>
+        <w:t xml:space="preserve">For the State design pattern, we have a </w:t>
+      </w:r>
+      <w:r>
+        <w:t>DeliveryTask</w:t>
+      </w:r>
+      <w:r>
+        <w:t xml:space="preserve"> class which</w:t>
+      </w:r>
+      <w:r>
+        <w:t xml:space="preserve"> delegates state changes to its current state object (Planning, InProgress, Delayed, or Completed). This keeps transition rules inside the relevant state classes; for example, a task in Planning cannot move directly to Completed, while InProgress can transition to Completed or Delayed</w:t>
+      </w:r>
+      <w:r>
+        <w:t>.</w:t>
+      </w:r>
+      <w:r>
+        <w:t xml:space="preserve"> </w:t>
+      </w:r>
+      <w:r>
+        <w:t xml:space="preserve">Dependencies are passed to </w:t>
+      </w:r>
+      <w:r>
+        <w:t>handleChange (</w:t>
+      </w:r>
+      <w:r>
+        <w:t xml:space="preserve">) only for states where they affect a transition. Planning and Delayed check the dependency before allowing </w:t>
+      </w:r>
+      <w:r>
+        <w:lastRenderedPageBreak/>
+        <w:t>INPROGRESS; InProgress and Completed do not need the dependency because their transitions are determined solely by their own current state.</w:t>
+      </w:r>
+    </w:p>
+    <w:p>
+      <w:r>
+        <w:t>For the Decorator design pattern, we have a</w:t>
+      </w:r>
+      <w:r>
+        <w:rPr>
+          <w:b/>
+          <w:bCs/>
+        </w:rPr>
+        <w:t xml:space="preserve"> </w:t>
+      </w:r>
+      <w:r>
+        <w:t>PriorityDecorator and AuditDecorator wrap a DeliveryComponent rather than modifying DeliveryPhase or DeliveryTask. This allows responsibilities such as priority and auditing to be added at runtime while the wrapped object remains usable through the same DeliveryComponent interface.</w:t>
+      </w:r>
+    </w:p>
+    <w:p>
+      <w:pPr>
+        <w:rPr>
+          <w:lang w:val="en-ZA"/>
+        </w:rPr>
+      </w:pPr>
+      <w:r>
+        <w:t xml:space="preserve">In terms of ownership, </w:t>
+      </w:r>
+      <w:r>
+        <w:t>DeliveryPhase owns its child relationships and stores them as DeliveryComponent*, while Main.cpp is responsible for creating and destroying the objects. This gives each dynamically allocated object one clear destruction point and avoids duplicating ownership between the composite and client.</w:t>
       </w:r>
     </w:p>
     <w:p>
@@ -243,7 +408,7 @@
         <w:rPr>
           <w:lang w:val="en-ZA"/>
         </w:rPr>
-        <w:t xml:space="preserve">Observer </w:t>
+        <w:t>Composite</w:t>
       </w:r>
     </w:p>
     <w:tbl>
@@ -470,6 +635,106 @@
         </w:tc>
       </w:tr>
     </w:tbl>
+    <w:p>
+      <w:pPr>
+        <w:rPr>
+          <w:lang w:val="en-ZA"/>
+        </w:rPr>
+      </w:pPr>
+    </w:p>
+    <w:p>
+      <w:pPr>
+        <w:pStyle w:val="ListParagraph"/>
+        <w:numPr>
+          <w:ilvl w:val="0"/>
+          <w:numId w:val="1"/>
+        </w:numPr>
+        <w:rPr>
+          <w:lang w:val="en-ZA"/>
+        </w:rPr>
+      </w:pPr>
+      <w:r>
+        <w:rPr>
+          <w:lang w:val="en-ZA"/>
+        </w:rPr>
+        <w:t>State</w:t>
+      </w:r>
+    </w:p>
+    <w:p>
+      <w:pPr>
+        <w:pStyle w:val="ListParagraph"/>
+        <w:numPr>
+          <w:ilvl w:val="0"/>
+          <w:numId w:val="1"/>
+        </w:numPr>
+        <w:rPr>
+          <w:lang w:val="en-ZA"/>
+        </w:rPr>
+      </w:pPr>
+      <w:r>
+        <w:rPr>
+          <w:lang w:val="en-ZA"/>
+        </w:rPr>
+        <w:t xml:space="preserve">Iterator </w:t>
+      </w:r>
+    </w:p>
+    <w:p>
+      <w:pPr>
+        <w:pStyle w:val="ListParagraph"/>
+        <w:numPr>
+          <w:ilvl w:val="0"/>
+          <w:numId w:val="1"/>
+        </w:numPr>
+        <w:rPr>
+          <w:lang w:val="en-ZA"/>
+        </w:rPr>
+      </w:pPr>
+      <w:r>
+        <w:rPr>
+          <w:lang w:val="en-ZA"/>
+        </w:rPr>
+        <w:t>Decorator</w:t>
+      </w:r>
+    </w:p>
+    <w:p>
+      <w:pPr>
+        <w:rPr>
+          <w:lang w:val="en-ZA"/>
+        </w:rPr>
+      </w:pPr>
+      <w:r>
+        <w:rPr>
+          <w:lang w:val="en-ZA"/>
+        </w:rPr>
+        <w:t xml:space="preserve">UML OBJECT DIAGRAM </w:t>
+      </w:r>
+    </w:p>
+    <w:p>
+      <w:pPr>
+        <w:rPr>
+          <w:lang w:val="en-ZA"/>
+        </w:rPr>
+      </w:pPr>
+      <w:r>
+        <w:rPr>
+          <w:lang w:val="en-ZA"/>
+        </w:rPr>
+        <w:t>UML STATE DIAGRAM</w:t>
+      </w:r>
+    </w:p>
+    <w:p>
+      <w:pPr>
+        <w:rPr>
+          <w:lang w:val="en-ZA"/>
+        </w:rPr>
+      </w:pPr>
+      <w:r>
+        <w:rPr>
+          <w:lang w:val="en-ZA"/>
+        </w:rPr>
+        <w:t xml:space="preserve">UML ACTIVITY DIAGRAMS </w:t>
+      </w:r>
+    </w:p>
     <w:p>
       <w:pPr>
         <w:rPr>

--- a/COS214PRAC4_PDF.docx
+++ b/COS214PRAC4_PDF.docx
@@ -10,6 +10,7 @@
       </w:pPr>
       <w:r>
         <w:rPr>
+          <w:rStyle w:val="Heading2Char"/>
           <w:lang w:val="en-ZA"/>
         </w:rPr>
         <w:t>Team members:</w:t>
@@ -66,13 +67,7 @@
         <w:tab/>
       </w:r>
       <w:r>
-        <w:t>T</w:t>
-      </w:r>
-      <w:r>
-        <w:t xml:space="preserve">aya </w:t>
-      </w:r>
-      <w:r>
-        <w:t>Govender</w:t>
+        <w:t>Taya Govender</w:t>
       </w:r>
       <w:r>
         <w:tab/>
@@ -107,18 +102,15 @@
     <w:p/>
     <w:p>
       <w:pPr>
-        <w:rPr>
-          <w:lang w:val="en-ZA"/>
-        </w:rPr>
-      </w:pPr>
-      <w:r>
-        <w:t xml:space="preserve">Task </w:t>
-      </w:r>
-      <w:r>
-        <w:t>1:</w:t>
-      </w:r>
-      <w:r>
-        <w:t xml:space="preserve"> Design </w:t>
+        <w:pStyle w:val="Heading2"/>
+      </w:pPr>
+      <w:proofErr w:type="spellStart"/>
+      <w:r>
+        <w:t>Taskforge</w:t>
+      </w:r>
+      <w:proofErr w:type="spellEnd"/>
+      <w:r>
+        <w:t>: Software delivery system</w:t>
       </w:r>
     </w:p>
     <w:p>
@@ -197,26 +189,235 @@
     </w:p>
     <w:p>
       <w:pPr>
-        <w:rPr>
-          <w:lang w:val="en-ZA"/>
-        </w:rPr>
-      </w:pPr>
-      <w:r>
-        <w:rPr>
-          <w:lang w:val="en-ZA"/>
-        </w:rPr>
-        <w:t>&lt;&lt;INSERT UML HERE &gt;&gt;</w:t>
-      </w:r>
-    </w:p>
-    <w:p>
-      <w:pPr>
-        <w:rPr>
-          <w:lang w:val="en-ZA"/>
-        </w:rPr>
-      </w:pPr>
-    </w:p>
-    <w:p>
-      <w:pPr>
+        <w:pStyle w:val="Heading2"/>
+        <w:rPr>
+          <w:lang w:val="en-ZA"/>
+        </w:rPr>
+      </w:pPr>
+      <w:r>
+        <w:rPr>
+          <w:lang w:val="en-ZA"/>
+        </w:rPr>
+        <w:t>UML</w:t>
+      </w:r>
+    </w:p>
+    <w:p>
+      <w:pPr>
+        <w:rPr>
+          <w:lang w:val="en-ZA"/>
+        </w:rPr>
+      </w:pPr>
+      <w:r>
+        <w:rPr>
+          <w:noProof/>
+          <w:lang w:val="en-ZA"/>
+        </w:rPr>
+        <w:drawing>
+          <wp:inline distT="0" distB="0" distL="0" distR="0" wp14:anchorId="3CDFC38A" wp14:editId="1CB38E2F">
+            <wp:extent cx="5731510" cy="2620010"/>
+            <wp:effectExtent l="0" t="0" r="2540" b="8890"/>
+            <wp:docPr id="1561225529" name="Picture 1"/>
+            <wp:cNvGraphicFramePr>
+              <a:graphicFrameLocks xmlns:a="http://schemas.openxmlformats.org/drawingml/2006/main" noChangeAspect="1"/>
+            </wp:cNvGraphicFramePr>
+            <a:graphic xmlns:a="http://schemas.openxmlformats.org/drawingml/2006/main">
+              <a:graphicData uri="http://schemas.openxmlformats.org/drawingml/2006/picture">
+                <pic:pic xmlns:pic="http://schemas.openxmlformats.org/drawingml/2006/picture">
+                  <pic:nvPicPr>
+                    <pic:cNvPr id="1561225529" name=""/>
+                    <pic:cNvPicPr/>
+                  </pic:nvPicPr>
+                  <pic:blipFill>
+                    <a:blip r:embed="rId7"/>
+                    <a:stretch>
+                      <a:fillRect/>
+                    </a:stretch>
+                  </pic:blipFill>
+                  <pic:spPr>
+                    <a:xfrm>
+                      <a:off x="0" y="0"/>
+                      <a:ext cx="5731510" cy="2620010"/>
+                    </a:xfrm>
+                    <a:prstGeom prst="rect">
+                      <a:avLst/>
+                    </a:prstGeom>
+                  </pic:spPr>
+                </pic:pic>
+              </a:graphicData>
+            </a:graphic>
+          </wp:inline>
+        </w:drawing>
+      </w:r>
+    </w:p>
+    <w:p>
+      <w:pPr>
+        <w:pStyle w:val="Heading2"/>
+        <w:rPr>
+          <w:lang w:val="en-ZA"/>
+        </w:rPr>
+      </w:pPr>
+      <w:r>
+        <w:rPr>
+          <w:lang w:val="en-ZA"/>
+        </w:rPr>
+        <w:t xml:space="preserve">Design rationale </w:t>
+      </w:r>
+    </w:p>
+    <w:p>
+      <w:pPr>
+        <w:rPr>
+          <w:lang w:val="en-ZA"/>
+        </w:rPr>
+      </w:pPr>
+      <w:r>
+        <w:rPr>
+          <w:lang w:val="en-ZA"/>
+        </w:rPr>
+        <w:t xml:space="preserve">Our design uses a Composite to represent the </w:t>
+      </w:r>
+      <w:r>
+        <w:rPr>
+          <w:lang w:val="en-ZA"/>
+        </w:rPr>
+        <w:t xml:space="preserve">software delivery hierarchy. </w:t>
+      </w:r>
+      <w:r>
+        <w:rPr>
+          <w:lang w:val="en-ZA"/>
+        </w:rPr>
+        <w:t xml:space="preserve">There are many phases one must go through while preparing an object for delivery, and every </w:t>
+      </w:r>
+      <w:r>
+        <w:rPr>
+          <w:lang w:val="en-ZA"/>
+        </w:rPr>
+        <w:t>phase</w:t>
+      </w:r>
+      <w:r>
+        <w:rPr>
+          <w:lang w:val="en-ZA"/>
+        </w:rPr>
+        <w:t xml:space="preserve"> has tasks associated with </w:t>
+      </w:r>
+      <w:r>
+        <w:rPr>
+          <w:lang w:val="en-ZA"/>
+        </w:rPr>
+        <w:t>it.</w:t>
+      </w:r>
+      <w:r>
+        <w:t xml:space="preserve"> DeliveryComponent</w:t>
+      </w:r>
+      <w:r>
+        <w:t xml:space="preserve"> is the common abstraction for both DeliveryPhase groups and individual DeliveryTask objects. DeliveryPhase owns a vector&lt;DeliveryComponent*&gt;, allowing phases to contain both tasks and other phases and therefore form the required nested hierarchy</w:t>
+      </w:r>
+      <w:r>
+        <w:t>.</w:t>
+      </w:r>
+      <w:r>
+        <w:rPr>
+          <w:lang w:val="en-ZA"/>
+        </w:rPr>
+        <w:t xml:space="preserve"> </w:t>
+      </w:r>
+    </w:p>
+    <w:p>
+      <w:r>
+        <w:lastRenderedPageBreak/>
+        <w:t xml:space="preserve">For the Iterator design patter, we have a </w:t>
+      </w:r>
+      <w:r>
+        <w:t xml:space="preserve">DepthFirstIterator and </w:t>
+      </w:r>
+      <w:r>
+        <w:t xml:space="preserve">a </w:t>
+      </w:r>
+      <w:r>
+        <w:t xml:space="preserve">BreadthFirstIterator </w:t>
+      </w:r>
+      <w:r>
+        <w:t xml:space="preserve">which both </w:t>
+      </w:r>
+      <w:r>
+        <w:t xml:space="preserve">traverse the DeliveryPhase hierarchy independently. The traversal logic is kept inside the iterator classes rather than exposing </w:t>
+      </w:r>
+      <w:r>
+        <w:t>vector&lt;</w:t>
+      </w:r>
+      <w:r>
+        <w:t>DeliveryPhase</w:t>
+      </w:r>
+      <w:r>
+        <w:t xml:space="preserve">*&gt; </w:t>
+      </w:r>
+      <w:r>
+        <w:t>children to Main.cpp, satisfying the requirement that clients do not access the internal container directly.</w:t>
+      </w:r>
+    </w:p>
+    <w:p>
+      <w:r>
+        <w:t xml:space="preserve">For the State design pattern, we have a </w:t>
+      </w:r>
+      <w:r>
+        <w:t>DeliveryTask</w:t>
+      </w:r>
+      <w:r>
+        <w:t xml:space="preserve"> class which</w:t>
+      </w:r>
+      <w:r>
+        <w:t xml:space="preserve"> delegates state changes to its current state object (Planning, InProgress, Delayed, or Completed). This keeps transition rules inside the relevant state classes; for example, a task in Planning cannot move directly to Completed, while InProgress can transition to Completed or Delayed</w:t>
+      </w:r>
+      <w:r>
+        <w:t>.</w:t>
+      </w:r>
+      <w:r>
+        <w:t xml:space="preserve"> Dependencies are passed to </w:t>
+      </w:r>
+      <w:r>
+        <w:t>handleChange (</w:t>
+      </w:r>
+      <w:r>
+        <w:t>) only for states where they affect a transition. Planning and Delayed check the dependency before allowing INPROGRESS; InProgress and Completed do not need the dependency because their transitions are determined solely by their own current state.</w:t>
+      </w:r>
+    </w:p>
+    <w:p>
+      <w:r>
+        <w:t>For the Decorator design pattern, we have a</w:t>
+      </w:r>
+      <w:r>
+        <w:rPr>
+          <w:b/>
+          <w:bCs/>
+        </w:rPr>
+        <w:t xml:space="preserve"> </w:t>
+      </w:r>
+      <w:r>
+        <w:t>PriorityDecorator and AuditDecorator wrap a DeliveryComponent rather than modifying DeliveryPhase or DeliveryTask. This allows responsibilities such as priority and auditing to be added at runtime while the wrapped object remains usable through the same DeliveryComponent interface.</w:t>
+      </w:r>
+    </w:p>
+    <w:p>
+      <w:pPr>
+        <w:rPr>
+          <w:lang w:val="en-ZA"/>
+        </w:rPr>
+      </w:pPr>
+      <w:r>
+        <w:t xml:space="preserve">In terms of ownership, </w:t>
+      </w:r>
+      <w:r>
+        <w:t>DeliveryPhase owns its child relationships and stores them as DeliveryComponent*, while Main.cpp is responsible for creating and destroying the objects. This gives each dynamically allocated object one clear destruction point and avoids duplicating ownership between the composite and client.</w:t>
+      </w:r>
+    </w:p>
+    <w:p>
+      <w:pPr>
+        <w:rPr>
+          <w:lang w:val="en-ZA"/>
+        </w:rPr>
+      </w:pPr>
+    </w:p>
+    <w:p>
+      <w:pPr>
+        <w:pStyle w:val="Heading2"/>
         <w:rPr>
           <w:lang w:val="en-ZA"/>
         </w:rPr>
@@ -243,7 +444,7 @@
         <w:rPr>
           <w:lang w:val="en-ZA"/>
         </w:rPr>
-        <w:t xml:space="preserve">Observer </w:t>
+        <w:t>Composite</w:t>
       </w:r>
     </w:p>
     <w:tbl>
@@ -479,10 +680,491 @@
     </w:p>
     <w:p>
       <w:pPr>
-        <w:rPr>
-          <w:lang w:val="en-ZA"/>
-        </w:rPr>
-      </w:pPr>
+        <w:pStyle w:val="ListParagraph"/>
+        <w:numPr>
+          <w:ilvl w:val="0"/>
+          <w:numId w:val="1"/>
+        </w:numPr>
+        <w:rPr>
+          <w:lang w:val="en-ZA"/>
+        </w:rPr>
+      </w:pPr>
+      <w:r>
+        <w:rPr>
+          <w:lang w:val="en-ZA"/>
+        </w:rPr>
+        <w:t>State</w:t>
+      </w:r>
+    </w:p>
+    <w:p>
+      <w:pPr>
+        <w:pStyle w:val="ListParagraph"/>
+        <w:numPr>
+          <w:ilvl w:val="0"/>
+          <w:numId w:val="1"/>
+        </w:numPr>
+        <w:rPr>
+          <w:lang w:val="en-ZA"/>
+        </w:rPr>
+      </w:pPr>
+      <w:r>
+        <w:rPr>
+          <w:lang w:val="en-ZA"/>
+        </w:rPr>
+        <w:t xml:space="preserve">Iterator </w:t>
+      </w:r>
+    </w:p>
+    <w:p>
+      <w:pPr>
+        <w:pStyle w:val="ListParagraph"/>
+        <w:numPr>
+          <w:ilvl w:val="0"/>
+          <w:numId w:val="1"/>
+        </w:numPr>
+        <w:rPr>
+          <w:lang w:val="en-ZA"/>
+        </w:rPr>
+      </w:pPr>
+      <w:r>
+        <w:rPr>
+          <w:lang w:val="en-ZA"/>
+        </w:rPr>
+        <w:t>Decorator</w:t>
+      </w:r>
+    </w:p>
+    <w:p>
+      <w:pPr>
+        <w:pStyle w:val="Heading2"/>
+        <w:rPr>
+          <w:lang w:val="en-ZA"/>
+        </w:rPr>
+      </w:pPr>
+      <w:r>
+        <w:rPr>
+          <w:lang w:val="en-ZA"/>
+        </w:rPr>
+        <w:lastRenderedPageBreak/>
+        <w:t xml:space="preserve">UML OBJECT DIAGRAM </w:t>
+      </w:r>
+    </w:p>
+    <w:p>
+      <w:pPr>
+        <w:pStyle w:val="Heading2"/>
+        <w:rPr>
+          <w:lang w:val="en-ZA"/>
+        </w:rPr>
+      </w:pPr>
+      <w:r>
+        <w:rPr>
+          <w:rFonts w:asciiTheme="minorHAnsi" w:eastAsiaTheme="minorHAnsi" w:hAnsiTheme="minorHAnsi" w:cstheme="minorBidi"/>
+          <w:noProof/>
+          <w:color w:val="auto"/>
+          <w:sz w:val="24"/>
+          <w:szCs w:val="24"/>
+          <w:lang w:val="en-ZA"/>
+        </w:rPr>
+        <w:drawing>
+          <wp:inline distT="0" distB="0" distL="0" distR="0" wp14:anchorId="664F926E" wp14:editId="15B182DF">
+            <wp:extent cx="5243014" cy="2674852"/>
+            <wp:effectExtent l="0" t="0" r="0" b="0"/>
+            <wp:docPr id="1625438896" name="Picture 1"/>
+            <wp:cNvGraphicFramePr>
+              <a:graphicFrameLocks xmlns:a="http://schemas.openxmlformats.org/drawingml/2006/main" noChangeAspect="1"/>
+            </wp:cNvGraphicFramePr>
+            <a:graphic xmlns:a="http://schemas.openxmlformats.org/drawingml/2006/main">
+              <a:graphicData uri="http://schemas.openxmlformats.org/drawingml/2006/picture">
+                <pic:pic xmlns:pic="http://schemas.openxmlformats.org/drawingml/2006/picture">
+                  <pic:nvPicPr>
+                    <pic:cNvPr id="1625438896" name=""/>
+                    <pic:cNvPicPr/>
+                  </pic:nvPicPr>
+                  <pic:blipFill>
+                    <a:blip r:embed="rId8"/>
+                    <a:stretch>
+                      <a:fillRect/>
+                    </a:stretch>
+                  </pic:blipFill>
+                  <pic:spPr>
+                    <a:xfrm>
+                      <a:off x="0" y="0"/>
+                      <a:ext cx="5243014" cy="2674852"/>
+                    </a:xfrm>
+                    <a:prstGeom prst="rect">
+                      <a:avLst/>
+                    </a:prstGeom>
+                  </pic:spPr>
+                </pic:pic>
+              </a:graphicData>
+            </a:graphic>
+          </wp:inline>
+        </w:drawing>
+      </w:r>
+    </w:p>
+    <w:p>
+      <w:pPr>
+        <w:pStyle w:val="Heading2"/>
+        <w:rPr>
+          <w:lang w:val="en-ZA"/>
+        </w:rPr>
+      </w:pPr>
+      <w:r>
+        <w:rPr>
+          <w:lang w:val="en-ZA"/>
+        </w:rPr>
+        <w:t>UML STATE DIAGRAM</w:t>
+      </w:r>
+    </w:p>
+    <w:p>
+      <w:pPr>
+        <w:pStyle w:val="Heading2"/>
+        <w:rPr>
+          <w:lang w:val="en-ZA"/>
+        </w:rPr>
+      </w:pPr>
+      <w:r>
+        <w:rPr>
+          <w:rFonts w:asciiTheme="minorHAnsi" w:eastAsiaTheme="minorHAnsi" w:hAnsiTheme="minorHAnsi" w:cstheme="minorBidi"/>
+          <w:color w:val="auto"/>
+          <w:sz w:val="24"/>
+          <w:szCs w:val="24"/>
+          <w:lang w:val="en-ZA"/>
+        </w:rPr>
+        <w:drawing>
+          <wp:inline distT="0" distB="0" distL="0" distR="0" wp14:anchorId="48C5C2F6" wp14:editId="1465F35E">
+            <wp:extent cx="5964641" cy="2583180"/>
+            <wp:effectExtent l="0" t="0" r="0" b="7620"/>
+            <wp:docPr id="53652202" name="Picture 1"/>
+            <wp:cNvGraphicFramePr>
+              <a:graphicFrameLocks xmlns:a="http://schemas.openxmlformats.org/drawingml/2006/main" noChangeAspect="1"/>
+            </wp:cNvGraphicFramePr>
+            <a:graphic xmlns:a="http://schemas.openxmlformats.org/drawingml/2006/main">
+              <a:graphicData uri="http://schemas.openxmlformats.org/drawingml/2006/picture">
+                <pic:pic xmlns:pic="http://schemas.openxmlformats.org/drawingml/2006/picture">
+                  <pic:nvPicPr>
+                    <pic:cNvPr id="53652202" name=""/>
+                    <pic:cNvPicPr/>
+                  </pic:nvPicPr>
+                  <pic:blipFill>
+                    <a:blip r:embed="rId9"/>
+                    <a:stretch>
+                      <a:fillRect/>
+                    </a:stretch>
+                  </pic:blipFill>
+                  <pic:spPr>
+                    <a:xfrm>
+                      <a:off x="0" y="0"/>
+                      <a:ext cx="5966794" cy="2584112"/>
+                    </a:xfrm>
+                    <a:prstGeom prst="rect">
+                      <a:avLst/>
+                    </a:prstGeom>
+                  </pic:spPr>
+                </pic:pic>
+              </a:graphicData>
+            </a:graphic>
+          </wp:inline>
+        </w:drawing>
+      </w:r>
+      <w:r>
+        <w:rPr>
+          <w:lang w:val="en-ZA"/>
+        </w:rPr>
+        <w:t xml:space="preserve">UML ACTIVITY DIAGRAMS </w:t>
+      </w:r>
+    </w:p>
+    <w:p>
+      <w:pPr>
+        <w:pStyle w:val="Heading2"/>
+      </w:pPr>
+      <w:r>
+        <w:rPr>
+          <w:rFonts w:asciiTheme="minorHAnsi" w:eastAsiaTheme="minorHAnsi" w:hAnsiTheme="minorHAnsi" w:cstheme="minorBidi"/>
+          <w:noProof/>
+          <w:color w:val="auto"/>
+          <w:sz w:val="24"/>
+          <w:szCs w:val="24"/>
+          <w:lang w:val="en-ZA"/>
+        </w:rPr>
+        <w:lastRenderedPageBreak/>
+        <w:drawing>
+          <wp:inline distT="0" distB="0" distL="0" distR="0" wp14:anchorId="255EC202" wp14:editId="32AED984">
+            <wp:extent cx="5731510" cy="5396230"/>
+            <wp:effectExtent l="0" t="0" r="2540" b="0"/>
+            <wp:docPr id="2125204401" name="Picture 1"/>
+            <wp:cNvGraphicFramePr>
+              <a:graphicFrameLocks xmlns:a="http://schemas.openxmlformats.org/drawingml/2006/main" noChangeAspect="1"/>
+            </wp:cNvGraphicFramePr>
+            <a:graphic xmlns:a="http://schemas.openxmlformats.org/drawingml/2006/main">
+              <a:graphicData uri="http://schemas.openxmlformats.org/drawingml/2006/picture">
+                <pic:pic xmlns:pic="http://schemas.openxmlformats.org/drawingml/2006/picture">
+                  <pic:nvPicPr>
+                    <pic:cNvPr id="2125204401" name=""/>
+                    <pic:cNvPicPr/>
+                  </pic:nvPicPr>
+                  <pic:blipFill>
+                    <a:blip r:embed="rId10"/>
+                    <a:stretch>
+                      <a:fillRect/>
+                    </a:stretch>
+                  </pic:blipFill>
+                  <pic:spPr>
+                    <a:xfrm>
+                      <a:off x="0" y="0"/>
+                      <a:ext cx="5731510" cy="5396230"/>
+                    </a:xfrm>
+                    <a:prstGeom prst="rect">
+                      <a:avLst/>
+                    </a:prstGeom>
+                  </pic:spPr>
+                </pic:pic>
+              </a:graphicData>
+            </a:graphic>
+          </wp:inline>
+        </w:drawing>
+      </w:r>
+    </w:p>
+    <w:p/>
+    <w:p>
+      <w:r>
+        <w:drawing>
+          <wp:anchor distT="0" distB="0" distL="114300" distR="114300" simplePos="0" relativeHeight="251658240" behindDoc="1" locked="0" layoutInCell="1" allowOverlap="1" wp14:anchorId="5A7C2DCF" wp14:editId="4B147980">
+            <wp:simplePos x="0" y="0"/>
+            <wp:positionH relativeFrom="column">
+              <wp:posOffset>-254442</wp:posOffset>
+            </wp:positionH>
+            <wp:positionV relativeFrom="paragraph">
+              <wp:posOffset>452838</wp:posOffset>
+            </wp:positionV>
+            <wp:extent cx="6464935" cy="2613660"/>
+            <wp:effectExtent l="0" t="0" r="0" b="0"/>
+            <wp:wrapTopAndBottom/>
+            <wp:docPr id="1910035136" name="Picture 1"/>
+            <wp:cNvGraphicFramePr>
+              <a:graphicFrameLocks xmlns:a="http://schemas.openxmlformats.org/drawingml/2006/main" noChangeAspect="1"/>
+            </wp:cNvGraphicFramePr>
+            <a:graphic xmlns:a="http://schemas.openxmlformats.org/drawingml/2006/main">
+              <a:graphicData uri="http://schemas.openxmlformats.org/drawingml/2006/picture">
+                <pic:pic xmlns:pic="http://schemas.openxmlformats.org/drawingml/2006/picture">
+                  <pic:nvPicPr>
+                    <pic:cNvPr id="1910035136" name=""/>
+                    <pic:cNvPicPr/>
+                  </pic:nvPicPr>
+                  <pic:blipFill>
+                    <a:blip r:embed="rId11">
+                      <a:extLst>
+                        <a:ext uri="{28A0092B-C50C-407E-A947-70E740481C1C}">
+                          <a14:useLocalDpi xmlns:a14="http://schemas.microsoft.com/office/drawing/2010/main" val="0"/>
+                        </a:ext>
+                      </a:extLst>
+                    </a:blip>
+                    <a:stretch>
+                      <a:fillRect/>
+                    </a:stretch>
+                  </pic:blipFill>
+                  <pic:spPr>
+                    <a:xfrm>
+                      <a:off x="0" y="0"/>
+                      <a:ext cx="6464935" cy="2613660"/>
+                    </a:xfrm>
+                    <a:prstGeom prst="rect">
+                      <a:avLst/>
+                    </a:prstGeom>
+                  </pic:spPr>
+                </pic:pic>
+              </a:graphicData>
+            </a:graphic>
+          </wp:anchor>
+        </w:drawing>
+      </w:r>
+    </w:p>
+    <w:p>
+      <w:r>
+        <w:rPr>
+          <w:noProof/>
+        </w:rPr>
+        <w:lastRenderedPageBreak/>
+        <w:drawing>
+          <wp:inline distT="0" distB="0" distL="0" distR="0" wp14:anchorId="5362D485" wp14:editId="1BB47A99">
+            <wp:extent cx="5731510" cy="2898775"/>
+            <wp:effectExtent l="0" t="0" r="2540" b="0"/>
+            <wp:docPr id="814507430" name="Picture 1"/>
+            <wp:cNvGraphicFramePr>
+              <a:graphicFrameLocks xmlns:a="http://schemas.openxmlformats.org/drawingml/2006/main" noChangeAspect="1"/>
+            </wp:cNvGraphicFramePr>
+            <a:graphic xmlns:a="http://schemas.openxmlformats.org/drawingml/2006/main">
+              <a:graphicData uri="http://schemas.openxmlformats.org/drawingml/2006/picture">
+                <pic:pic xmlns:pic="http://schemas.openxmlformats.org/drawingml/2006/picture">
+                  <pic:nvPicPr>
+                    <pic:cNvPr id="814507430" name=""/>
+                    <pic:cNvPicPr/>
+                  </pic:nvPicPr>
+                  <pic:blipFill>
+                    <a:blip r:embed="rId12"/>
+                    <a:stretch>
+                      <a:fillRect/>
+                    </a:stretch>
+                  </pic:blipFill>
+                  <pic:spPr>
+                    <a:xfrm>
+                      <a:off x="0" y="0"/>
+                      <a:ext cx="5731510" cy="2898775"/>
+                    </a:xfrm>
+                    <a:prstGeom prst="rect">
+                      <a:avLst/>
+                    </a:prstGeom>
+                  </pic:spPr>
+                </pic:pic>
+              </a:graphicData>
+            </a:graphic>
+          </wp:inline>
+        </w:drawing>
+      </w:r>
+    </w:p>
+    <w:p/>
+    <w:p>
+      <w:pPr>
+        <w:pStyle w:val="Heading2"/>
+      </w:pPr>
+      <w:r>
+        <w:t xml:space="preserve">Work split and </w:t>
+      </w:r>
+      <w:r>
+        <w:t>GitHub</w:t>
+      </w:r>
+      <w:r>
+        <w:t xml:space="preserve"> integration</w:t>
+      </w:r>
+    </w:p>
+    <w:p>
+      <w:r>
+        <w:t xml:space="preserve">The </w:t>
+      </w:r>
+      <w:r>
+        <w:t>TaskForge system was divided amongst three team members according to the major components of the system</w:t>
+      </w:r>
+      <w:r>
+        <w:t xml:space="preserve">. </w:t>
+      </w:r>
+      <w:r>
+        <w:t>Te</w:t>
+      </w:r>
+      <w:r>
+        <w:t xml:space="preserve">am member </w:t>
+      </w:r>
+      <w:r>
+        <w:t xml:space="preserve">1 </w:t>
+      </w:r>
+      <w:r>
+        <w:t>was responsible for the composite implementatio</w:t>
+      </w:r>
+      <w:r>
+        <w:t>n, drawing</w:t>
+      </w:r>
+      <w:r>
+        <w:t xml:space="preserve"> and mapping</w:t>
+      </w:r>
+      <w:r>
+        <w:t xml:space="preserve"> required composite structure in the UML as well as </w:t>
+      </w:r>
+      <w:r>
+        <w:t xml:space="preserve">the object and activity diagram associated with the pattern. Furthermore, team member 1 was responsible for </w:t>
+      </w:r>
+      <w:r>
+        <w:t>the docker fi</w:t>
+      </w:r>
+      <w:r>
+        <w:t xml:space="preserve">le creation </w:t>
+      </w:r>
+      <w:r>
+        <w:t>and</w:t>
+      </w:r>
+      <w:r>
+        <w:t xml:space="preserve"> testing as well as all the GitHub reflection tasks </w:t>
+      </w:r>
+      <w:r>
+        <w:t>(repository</w:t>
+      </w:r>
+      <w:r>
+        <w:t xml:space="preserve"> link, workflow reflection and team contribution statement). Team member 2 was responsible for </w:t>
+      </w:r>
+      <w:r>
+        <w:t xml:space="preserve">the state design pattern implementation of the project, drawing and mapping the required state GoF participants in the UML and PDF as well as </w:t>
+      </w:r>
+      <w:r>
+        <w:t>drawing the state diagram and lifecycle activity diagram.</w:t>
+      </w:r>
+      <w:r>
+        <w:t xml:space="preserve"> They were also responsible for the GDB investigation and </w:t>
+      </w:r>
+      <w:r>
+        <w:t>V</w:t>
+      </w:r>
+      <w:r>
+        <w:t xml:space="preserve">algrind final check. </w:t>
+      </w:r>
+      <w:r>
+        <w:t>Team member 3 was responsible for the Iterator and decorator design pattern implementation</w:t>
+      </w:r>
+      <w:r>
+        <w:t xml:space="preserve">, the final activity diagram as well as the ReadMe, main.cpp and </w:t>
+      </w:r>
+      <w:r>
+        <w:t>M</w:t>
+      </w:r>
+      <w:r>
+        <w:t xml:space="preserve">akefile. </w:t>
+      </w:r>
+      <w:r>
+        <w:t>The work was integrated through the shared GitHub repository</w:t>
+      </w:r>
+      <w:r>
+        <w:t xml:space="preserve">. </w:t>
+      </w:r>
+      <w:r>
+        <w:t>Branches were created for each feature</w:t>
+      </w:r>
+      <w:r>
+        <w:t>.</w:t>
+      </w:r>
+      <w:r>
+        <w:t xml:space="preserve"> </w:t>
+      </w:r>
+      <w:r>
+        <w:t>When implementation of each feature was finished, each team member pushed their contributions to origin/main.</w:t>
+      </w:r>
+      <w:r>
+        <w:t xml:space="preserve"> </w:t>
+      </w:r>
+      <w:r>
+        <w:t>Integration was performed incrementally rather than waiting until the end of the project, allowing compilation and functionality issues to be identified and resolved as development progressed.</w:t>
+      </w:r>
+      <w:r>
+        <w:t xml:space="preserve"> </w:t>
+      </w:r>
+      <w:r>
+        <w:t>These activities also helped ensure that the final TaskForge implementation, tests and documentation were developed collaboratively rather than as a single final upload.</w:t>
+      </w:r>
+    </w:p>
+    <w:p>
+      <w:pPr>
+        <w:rPr>
+          <w:lang w:val="en-ZA"/>
+        </w:rPr>
+      </w:pPr>
+      <w:r>
+        <w:t>GitHub link -</w:t>
+      </w:r>
+      <w:r>
+        <w:t xml:space="preserve"> </w:t>
+      </w:r>
+      <w:hyperlink r:id="rId13" w:history="1">
+        <w:r>
+          <w:rPr>
+            <w:rStyle w:val="Hyperlink"/>
+          </w:rPr>
+          <w:t>https://github.com/LesediShelile/COS214PRAC4.git</w:t>
+        </w:r>
+      </w:hyperlink>
     </w:p>
     <w:p>
       <w:pPr>
@@ -492,7 +1174,7 @@
       </w:pPr>
     </w:p>
     <w:sectPr>
-      <w:headerReference w:type="default" r:id="rId7"/>
+      <w:headerReference w:type="default" r:id="rId14"/>
       <w:pgSz w:w="11906" w:h="16838"/>
       <w:pgMar w:top="1440" w:right="1440" w:bottom="1440" w:left="1440" w:header="708" w:footer="708" w:gutter="0"/>
       <w:cols w:space="708"/>
@@ -1099,7 +1781,6 @@
     <w:next w:val="Normal"/>
     <w:link w:val="Heading2Char"/>
     <w:uiPriority w:val="9"/>
-    <w:semiHidden/>
     <w:unhideWhenUsed/>
     <w:qFormat/>
     <w:rsid w:val="00C36973"/>
@@ -1274,6 +1955,7 @@
   <w:style w:type="character" w:default="1" w:styleId="DefaultParagraphFont">
     <w:name w:val="Default Paragraph Font"/>
     <w:uiPriority w:val="1"/>
+    <w:semiHidden/>
     <w:unhideWhenUsed/>
   </w:style>
   <w:style w:type="table" w:default="1" w:styleId="TableNormal">
@@ -1315,7 +1997,6 @@
     <w:basedOn w:val="DefaultParagraphFont"/>
     <w:link w:val="Heading2"/>
     <w:uiPriority w:val="9"/>
-    <w:semiHidden/>
     <w:rsid w:val="00C36973"/>
     <w:rPr>
       <w:rFonts w:asciiTheme="majorHAnsi" w:eastAsiaTheme="majorEastAsia" w:hAnsiTheme="majorHAnsi" w:cstheme="majorBidi"/>
@@ -1649,6 +2330,29 @@
         <w:insideV w:val="single" w:sz="4" w:space="0" w:color="auto"/>
       </w:tblBorders>
     </w:tblPr>
+  </w:style>
+  <w:style w:type="character" w:styleId="Hyperlink">
+    <w:name w:val="Hyperlink"/>
+    <w:basedOn w:val="DefaultParagraphFont"/>
+    <w:uiPriority w:val="99"/>
+    <w:unhideWhenUsed/>
+    <w:rsid w:val="00BA377F"/>
+    <w:rPr>
+      <w:color w:val="467886" w:themeColor="hyperlink"/>
+      <w:u w:val="single"/>
+    </w:rPr>
+  </w:style>
+  <w:style w:type="character" w:styleId="UnresolvedMention">
+    <w:name w:val="Unresolved Mention"/>
+    <w:basedOn w:val="DefaultParagraphFont"/>
+    <w:uiPriority w:val="99"/>
+    <w:semiHidden/>
+    <w:unhideWhenUsed/>
+    <w:rsid w:val="00BA377F"/>
+    <w:rPr>
+      <w:color w:val="605E5C"/>
+      <w:shd w:val="clear" w:color="auto" w:fill="E1DFDD"/>
+    </w:rPr>
   </w:style>
 </w:styles>
 </file>

--- a/COS214PRAC4_PDF.docx
+++ b/COS214PRAC4_PDF.docx
@@ -450,46 +450,52 @@
     <w:tbl>
       <w:tblPr>
         <w:tblStyle w:val="TableGrid"/>
-        <w:tblW w:w="0" w:type="auto"/>
+        <w:tblW w:w="9360" w:type="dxa"/>
         <w:tblLook w:val="04A0" w:firstRow="1" w:lastRow="0" w:firstColumn="1" w:lastColumn="0" w:noHBand="0" w:noVBand="1"/>
       </w:tblPr>
       <w:tblGrid>
-        <w:gridCol w:w="3005"/>
-        <w:gridCol w:w="3005"/>
-        <w:gridCol w:w="3006"/>
+        <w:gridCol w:w="1774"/>
+        <w:gridCol w:w="3911"/>
+        <w:gridCol w:w="3675"/>
       </w:tblGrid>
       <w:tr>
         <w:tc>
           <w:tcPr>
-            <w:tcW w:w="3005" w:type="dxa"/>
+            <w:tcW w:w="0" w:type="auto"/>
+            <w:hideMark/>
           </w:tcPr>
           <w:p>
             <w:pPr>
               <w:rPr>
-                <w:lang w:val="en-ZA"/>
+                <w:b/>
+                <w:bCs/>
               </w:rPr>
             </w:pPr>
             <w:r>
               <w:rPr>
-                <w:lang w:val="en-ZA"/>
+                <w:b/>
+                <w:bCs/>
               </w:rPr>
-              <w:t>ParticipantName</w:t>
-            </w:r>
-          </w:p>
-        </w:tc>
-        <w:tc>
-          <w:tcPr>
-            <w:tcW w:w="3005" w:type="dxa"/>
+              <w:t>Participant Name</w:t>
+            </w:r>
+          </w:p>
+        </w:tc>
+        <w:tc>
+          <w:tcPr>
+            <w:tcW w:w="0" w:type="auto"/>
+            <w:hideMark/>
           </w:tcPr>
           <w:p>
             <w:pPr>
               <w:rPr>
-                <w:lang w:val="en-ZA"/>
+                <w:b/>
+                <w:bCs/>
               </w:rPr>
             </w:pPr>
             <w:r>
               <w:rPr>
-                <w:lang w:val="en-ZA"/>
+                <w:b/>
+                <w:bCs/>
               </w:rPr>
               <w:t>Class</w:t>
             </w:r>
@@ -497,17 +503,20 @@
         </w:tc>
         <w:tc>
           <w:tcPr>
-            <w:tcW w:w="3006" w:type="dxa"/>
+            <w:tcW w:w="0" w:type="auto"/>
+            <w:hideMark/>
           </w:tcPr>
           <w:p>
             <w:pPr>
               <w:rPr>
-                <w:lang w:val="en-ZA"/>
+                <w:b/>
+                <w:bCs/>
               </w:rPr>
             </w:pPr>
             <w:r>
               <w:rPr>
-                <w:lang w:val="en-ZA"/>
+                <w:b/>
+                <w:bCs/>
               </w:rPr>
               <w:t>Description</w:t>
             </w:r>
@@ -517,102 +526,69 @@
       <w:tr>
         <w:tc>
           <w:tcPr>
-            <w:tcW w:w="3005" w:type="dxa"/>
-          </w:tcPr>
-          <w:p>
-            <w:pPr>
-              <w:rPr>
-                <w:lang w:val="en-ZA"/>
-              </w:rPr>
-            </w:pPr>
-            <w:r>
-              <w:rPr>
-                <w:lang w:val="en-ZA"/>
-              </w:rPr>
+            <w:tcW w:w="0" w:type="auto"/>
+            <w:hideMark/>
+          </w:tcPr>
+          <w:p>
+            <w:r>
               <w:t>Component</w:t>
             </w:r>
           </w:p>
         </w:tc>
         <w:tc>
           <w:tcPr>
-            <w:tcW w:w="3005" w:type="dxa"/>
-          </w:tcPr>
-          <w:p>
-            <w:pPr>
-              <w:rPr>
-                <w:lang w:val="en-ZA"/>
-              </w:rPr>
-            </w:pPr>
-            <w:r>
-              <w:rPr>
-                <w:lang w:val="en-ZA"/>
-              </w:rPr>
+            <w:tcW w:w="0" w:type="auto"/>
+            <w:hideMark/>
+          </w:tcPr>
+          <w:p>
+            <w:r>
               <w:t>DeliveryComponent</w:t>
             </w:r>
           </w:p>
         </w:tc>
         <w:tc>
           <w:tcPr>
-            <w:tcW w:w="3006" w:type="dxa"/>
-          </w:tcPr>
-          <w:p>
-            <w:pPr>
-              <w:rPr>
-                <w:lang w:val="en-ZA"/>
-              </w:rPr>
-            </w:pPr>
+            <w:tcW w:w="0" w:type="auto"/>
+            <w:hideMark/>
+          </w:tcPr>
+          <w:p>
+            <w:r>
+              <w:t>Common interface for phases and tasks.</w:t>
+            </w:r>
           </w:p>
         </w:tc>
       </w:tr>
       <w:tr>
         <w:tc>
           <w:tcPr>
-            <w:tcW w:w="3005" w:type="dxa"/>
-          </w:tcPr>
-          <w:p>
-            <w:pPr>
-              <w:rPr>
-                <w:lang w:val="en-ZA"/>
-              </w:rPr>
-            </w:pPr>
-            <w:r>
-              <w:rPr>
-                <w:lang w:val="en-ZA"/>
-              </w:rPr>
+            <w:tcW w:w="0" w:type="auto"/>
+            <w:hideMark/>
+          </w:tcPr>
+          <w:p>
+            <w:r>
               <w:t>Composite</w:t>
             </w:r>
           </w:p>
         </w:tc>
         <w:tc>
           <w:tcPr>
-            <w:tcW w:w="3005" w:type="dxa"/>
-          </w:tcPr>
-          <w:p>
-            <w:pPr>
-              <w:rPr>
-                <w:lang w:val="en-ZA"/>
-              </w:rPr>
-            </w:pPr>
-            <w:r>
-              <w:rPr>
-                <w:lang w:val="en-ZA"/>
-              </w:rPr>
+            <w:tcW w:w="0" w:type="auto"/>
+            <w:hideMark/>
+          </w:tcPr>
+          <w:p>
+            <w:r>
               <w:t>DeliveryPhase</w:t>
             </w:r>
           </w:p>
         </w:tc>
         <w:tc>
           <w:tcPr>
-            <w:tcW w:w="3006" w:type="dxa"/>
-          </w:tcPr>
-          <w:p>
-            <w:pPr>
-              <w:rPr>
-                <w:lang w:val="en-ZA"/>
-              </w:rPr>
-            </w:pPr>
-            <w:r>
-              <w:t>Represents a collection of related work.</w:t>
+            <w:tcW w:w="0" w:type="auto"/>
+            <w:hideMark/>
+          </w:tcPr>
+          <w:p>
+            <w:r>
+              <w:t>Can contain multiple DeliveryComponent objects.</w:t>
             </w:r>
           </w:p>
         </w:tc>
@@ -620,52 +596,215 @@
       <w:tr>
         <w:tc>
           <w:tcPr>
-            <w:tcW w:w="3005" w:type="dxa"/>
-          </w:tcPr>
-          <w:p>
-            <w:pPr>
-              <w:rPr>
-                <w:lang w:val="en-ZA"/>
-              </w:rPr>
-            </w:pPr>
-            <w:r>
-              <w:rPr>
-                <w:lang w:val="en-ZA"/>
-              </w:rPr>
+            <w:tcW w:w="0" w:type="auto"/>
+            <w:hideMark/>
+          </w:tcPr>
+          <w:p>
+            <w:r>
+              <w:t>Concrete Composite</w:t>
+            </w:r>
+          </w:p>
+        </w:tc>
+        <w:tc>
+          <w:tcPr>
+            <w:tcW w:w="0" w:type="auto"/>
+            <w:hideMark/>
+          </w:tcPr>
+          <w:p>
+            <w:proofErr w:type="spellStart"/>
+            <w:r>
+              <w:t>FrontendPhase</w:t>
+            </w:r>
+            <w:proofErr w:type="spellEnd"/>
+          </w:p>
+        </w:tc>
+        <w:tc>
+          <w:tcPr>
+            <w:tcW w:w="0" w:type="auto"/>
+            <w:hideMark/>
+          </w:tcPr>
+          <w:p>
+            <w:r>
+              <w:t>Contains frontend-related tasks.</w:t>
+            </w:r>
+          </w:p>
+        </w:tc>
+      </w:tr>
+      <w:tr>
+        <w:tc>
+          <w:tcPr>
+            <w:tcW w:w="0" w:type="auto"/>
+            <w:hideMark/>
+          </w:tcPr>
+          <w:p>
+            <w:r>
+              <w:t>Concrete Composite</w:t>
+            </w:r>
+          </w:p>
+        </w:tc>
+        <w:tc>
+          <w:tcPr>
+            <w:tcW w:w="0" w:type="auto"/>
+            <w:hideMark/>
+          </w:tcPr>
+          <w:p>
+            <w:proofErr w:type="spellStart"/>
+            <w:r>
+              <w:t>BackendPhase</w:t>
+            </w:r>
+            <w:proofErr w:type="spellEnd"/>
+          </w:p>
+        </w:tc>
+        <w:tc>
+          <w:tcPr>
+            <w:tcW w:w="0" w:type="auto"/>
+            <w:hideMark/>
+          </w:tcPr>
+          <w:p>
+            <w:r>
+              <w:t>Contains backend-related tasks.</w:t>
+            </w:r>
+          </w:p>
+        </w:tc>
+      </w:tr>
+      <w:tr>
+        <w:tc>
+          <w:tcPr>
+            <w:tcW w:w="0" w:type="auto"/>
+            <w:hideMark/>
+          </w:tcPr>
+          <w:p>
+            <w:r>
+              <w:t>Concrete Composite</w:t>
+            </w:r>
+          </w:p>
+        </w:tc>
+        <w:tc>
+          <w:tcPr>
+            <w:tcW w:w="0" w:type="auto"/>
+            <w:hideMark/>
+          </w:tcPr>
+          <w:p>
+            <w:proofErr w:type="spellStart"/>
+            <w:r>
+              <w:t>TestingPhase</w:t>
+            </w:r>
+            <w:proofErr w:type="spellEnd"/>
+          </w:p>
+        </w:tc>
+        <w:tc>
+          <w:tcPr>
+            <w:tcW w:w="0" w:type="auto"/>
+            <w:hideMark/>
+          </w:tcPr>
+          <w:p>
+            <w:r>
+              <w:t>Can contain testing sub-phases.</w:t>
+            </w:r>
+          </w:p>
+        </w:tc>
+      </w:tr>
+      <w:tr>
+        <w:tc>
+          <w:tcPr>
+            <w:tcW w:w="0" w:type="auto"/>
+            <w:hideMark/>
+          </w:tcPr>
+          <w:p>
+            <w:r>
               <w:t>Leaf</w:t>
             </w:r>
           </w:p>
         </w:tc>
         <w:tc>
           <w:tcPr>
-            <w:tcW w:w="3005" w:type="dxa"/>
-          </w:tcPr>
-          <w:p>
-            <w:pPr>
-              <w:rPr>
-                <w:lang w:val="en-ZA"/>
-              </w:rPr>
-            </w:pPr>
-            <w:r>
-              <w:rPr>
-                <w:lang w:val="en-ZA"/>
-              </w:rPr>
+            <w:tcW w:w="0" w:type="auto"/>
+            <w:hideMark/>
+          </w:tcPr>
+          <w:p>
+            <w:r>
               <w:t>DeliveryTask</w:t>
             </w:r>
           </w:p>
         </w:tc>
         <w:tc>
           <w:tcPr>
-            <w:tcW w:w="3006" w:type="dxa"/>
-          </w:tcPr>
-          <w:p>
-            <w:pPr>
-              <w:rPr>
-                <w:lang w:val="en-ZA"/>
-              </w:rPr>
-            </w:pPr>
-            <w:r>
-              <w:t>Represents an individual piece of work that must be completed.</w:t>
+            <w:tcW w:w="0" w:type="auto"/>
+            <w:hideMark/>
+          </w:tcPr>
+          <w:p>
+            <w:r>
+              <w:t>Represents an individual task that cannot contain children.</w:t>
+            </w:r>
+          </w:p>
+        </w:tc>
+      </w:tr>
+      <w:tr>
+        <w:tc>
+          <w:tcPr>
+            <w:tcW w:w="0" w:type="auto"/>
+            <w:hideMark/>
+          </w:tcPr>
+          <w:p>
+            <w:r>
+              <w:lastRenderedPageBreak/>
+              <w:t>Concrete Leaf</w:t>
+            </w:r>
+          </w:p>
+        </w:tc>
+        <w:tc>
+          <w:tcPr>
+            <w:tcW w:w="0" w:type="auto"/>
+            <w:hideMark/>
+          </w:tcPr>
+          <w:p>
+            <w:proofErr w:type="spellStart"/>
+            <w:r>
+              <w:t>LoginDesign</w:t>
+            </w:r>
+            <w:proofErr w:type="spellEnd"/>
+            <w:r>
+              <w:t xml:space="preserve">, </w:t>
+            </w:r>
+            <w:proofErr w:type="spellStart"/>
+            <w:r>
+              <w:t>LoginTesting</w:t>
+            </w:r>
+            <w:proofErr w:type="spellEnd"/>
+            <w:r>
+              <w:t xml:space="preserve">, </w:t>
+            </w:r>
+            <w:proofErr w:type="spellStart"/>
+            <w:r>
+              <w:t>DatabaseSetUp</w:t>
+            </w:r>
+            <w:proofErr w:type="spellEnd"/>
+            <w:r>
+              <w:t xml:space="preserve">, </w:t>
+            </w:r>
+            <w:proofErr w:type="spellStart"/>
+            <w:r>
+              <w:t>CreateAPI</w:t>
+            </w:r>
+            <w:proofErr w:type="spellEnd"/>
+            <w:r>
+              <w:t xml:space="preserve">, </w:t>
+            </w:r>
+            <w:proofErr w:type="spellStart"/>
+            <w:r>
+              <w:t>APITesting</w:t>
+            </w:r>
+            <w:proofErr w:type="spellEnd"/>
+          </w:p>
+        </w:tc>
+        <w:tc>
+          <w:tcPr>
+            <w:tcW w:w="0" w:type="auto"/>
+            <w:hideMark/>
+          </w:tcPr>
+          <w:p>
+            <w:r>
+              <w:t>Concrete TaskForge tasks.</w:t>
             </w:r>
           </w:p>
         </w:tc>
@@ -696,6 +835,387 @@
         <w:t>State</w:t>
       </w:r>
     </w:p>
+    <w:tbl>
+      <w:tblPr>
+        <w:tblStyle w:val="TableGrid"/>
+        <w:tblW w:w="0" w:type="auto"/>
+        <w:tblLook w:val="04A0" w:firstRow="1" w:lastRow="0" w:firstColumn="1" w:lastColumn="0" w:noHBand="0" w:noVBand="1"/>
+      </w:tblPr>
+      <w:tblGrid>
+        <w:gridCol w:w="2318"/>
+        <w:gridCol w:w="2221"/>
+        <w:gridCol w:w="4477"/>
+      </w:tblGrid>
+      <w:tr>
+        <w:tc>
+          <w:tcPr>
+            <w:tcW w:w="0" w:type="auto"/>
+            <w:hideMark/>
+          </w:tcPr>
+          <w:p>
+            <w:pPr>
+              <w:pStyle w:val="ListParagraph"/>
+              <w:spacing w:after="160" w:line="278" w:lineRule="auto"/>
+              <w:rPr>
+                <w:b/>
+                <w:bCs/>
+              </w:rPr>
+            </w:pPr>
+            <w:r>
+              <w:rPr>
+                <w:b/>
+                <w:bCs/>
+              </w:rPr>
+              <w:t>Participant Name</w:t>
+            </w:r>
+          </w:p>
+        </w:tc>
+        <w:tc>
+          <w:tcPr>
+            <w:tcW w:w="0" w:type="auto"/>
+            <w:hideMark/>
+          </w:tcPr>
+          <w:p>
+            <w:pPr>
+              <w:pStyle w:val="ListParagraph"/>
+              <w:spacing w:after="160" w:line="278" w:lineRule="auto"/>
+              <w:rPr>
+                <w:b/>
+                <w:bCs/>
+              </w:rPr>
+            </w:pPr>
+            <w:r>
+              <w:rPr>
+                <w:b/>
+                <w:bCs/>
+              </w:rPr>
+              <w:t>Class</w:t>
+            </w:r>
+          </w:p>
+        </w:tc>
+        <w:tc>
+          <w:tcPr>
+            <w:tcW w:w="0" w:type="auto"/>
+            <w:hideMark/>
+          </w:tcPr>
+          <w:p>
+            <w:pPr>
+              <w:pStyle w:val="ListParagraph"/>
+              <w:spacing w:after="160" w:line="278" w:lineRule="auto"/>
+              <w:rPr>
+                <w:b/>
+                <w:bCs/>
+              </w:rPr>
+            </w:pPr>
+            <w:r>
+              <w:rPr>
+                <w:b/>
+                <w:bCs/>
+              </w:rPr>
+              <w:t>Description</w:t>
+            </w:r>
+          </w:p>
+        </w:tc>
+      </w:tr>
+      <w:tr>
+        <w:tc>
+          <w:tcPr>
+            <w:tcW w:w="0" w:type="auto"/>
+            <w:hideMark/>
+          </w:tcPr>
+          <w:p>
+            <w:pPr>
+              <w:pStyle w:val="ListParagraph"/>
+              <w:spacing w:after="160" w:line="278" w:lineRule="auto"/>
+            </w:pPr>
+            <w:r>
+              <w:t>Context</w:t>
+            </w:r>
+          </w:p>
+        </w:tc>
+        <w:tc>
+          <w:tcPr>
+            <w:tcW w:w="0" w:type="auto"/>
+            <w:hideMark/>
+          </w:tcPr>
+          <w:p>
+            <w:pPr>
+              <w:pStyle w:val="ListParagraph"/>
+              <w:spacing w:after="160" w:line="278" w:lineRule="auto"/>
+            </w:pPr>
+            <w:r>
+              <w:t>DeliveryTask</w:t>
+            </w:r>
+          </w:p>
+        </w:tc>
+        <w:tc>
+          <w:tcPr>
+            <w:tcW w:w="0" w:type="auto"/>
+            <w:hideMark/>
+          </w:tcPr>
+          <w:p>
+            <w:pPr>
+              <w:pStyle w:val="ListParagraph"/>
+              <w:spacing w:after="160" w:line="278" w:lineRule="auto"/>
+            </w:pPr>
+            <w:r>
+              <w:t>Maintains the current state of a task and delegates state changes to the current State object.</w:t>
+            </w:r>
+          </w:p>
+        </w:tc>
+      </w:tr>
+      <w:tr>
+        <w:tc>
+          <w:tcPr>
+            <w:tcW w:w="0" w:type="auto"/>
+            <w:hideMark/>
+          </w:tcPr>
+          <w:p>
+            <w:pPr>
+              <w:pStyle w:val="ListParagraph"/>
+              <w:spacing w:after="160" w:line="278" w:lineRule="auto"/>
+            </w:pPr>
+            <w:r>
+              <w:t>State</w:t>
+            </w:r>
+          </w:p>
+        </w:tc>
+        <w:tc>
+          <w:tcPr>
+            <w:tcW w:w="0" w:type="auto"/>
+            <w:hideMark/>
+          </w:tcPr>
+          <w:p>
+            <w:pPr>
+              <w:pStyle w:val="ListParagraph"/>
+              <w:spacing w:after="160" w:line="278" w:lineRule="auto"/>
+            </w:pPr>
+            <w:r>
+              <w:t>State</w:t>
+            </w:r>
+          </w:p>
+        </w:tc>
+        <w:tc>
+          <w:tcPr>
+            <w:tcW w:w="0" w:type="auto"/>
+            <w:hideMark/>
+          </w:tcPr>
+          <w:p>
+            <w:pPr>
+              <w:pStyle w:val="ListParagraph"/>
+              <w:spacing w:after="160" w:line="278" w:lineRule="auto"/>
+            </w:pPr>
+            <w:r>
+              <w:t>Defines the interface for handling task state changes.</w:t>
+            </w:r>
+          </w:p>
+        </w:tc>
+      </w:tr>
+      <w:tr>
+        <w:tc>
+          <w:tcPr>
+            <w:tcW w:w="0" w:type="auto"/>
+            <w:hideMark/>
+          </w:tcPr>
+          <w:p>
+            <w:pPr>
+              <w:pStyle w:val="ListParagraph"/>
+              <w:spacing w:after="160" w:line="278" w:lineRule="auto"/>
+            </w:pPr>
+            <w:r>
+              <w:t>Concrete State</w:t>
+            </w:r>
+          </w:p>
+        </w:tc>
+        <w:tc>
+          <w:tcPr>
+            <w:tcW w:w="0" w:type="auto"/>
+            <w:hideMark/>
+          </w:tcPr>
+          <w:p>
+            <w:pPr>
+              <w:pStyle w:val="ListParagraph"/>
+              <w:spacing w:after="160" w:line="278" w:lineRule="auto"/>
+            </w:pPr>
+            <w:r>
+              <w:t>Planning</w:t>
+            </w:r>
+          </w:p>
+        </w:tc>
+        <w:tc>
+          <w:tcPr>
+            <w:tcW w:w="0" w:type="auto"/>
+            <w:hideMark/>
+          </w:tcPr>
+          <w:p>
+            <w:pPr>
+              <w:pStyle w:val="ListParagraph"/>
+              <w:spacing w:after="160" w:line="278" w:lineRule="auto"/>
+            </w:pPr>
+            <w:r>
+              <w:t>Handles transitions while a task is in the PLANNING state.</w:t>
+            </w:r>
+          </w:p>
+        </w:tc>
+      </w:tr>
+      <w:tr>
+        <w:tc>
+          <w:tcPr>
+            <w:tcW w:w="0" w:type="auto"/>
+            <w:hideMark/>
+          </w:tcPr>
+          <w:p>
+            <w:pPr>
+              <w:pStyle w:val="ListParagraph"/>
+              <w:spacing w:after="160" w:line="278" w:lineRule="auto"/>
+            </w:pPr>
+            <w:r>
+              <w:t>Concrete State</w:t>
+            </w:r>
+          </w:p>
+        </w:tc>
+        <w:tc>
+          <w:tcPr>
+            <w:tcW w:w="0" w:type="auto"/>
+            <w:hideMark/>
+          </w:tcPr>
+          <w:p>
+            <w:pPr>
+              <w:pStyle w:val="ListParagraph"/>
+              <w:spacing w:after="160" w:line="278" w:lineRule="auto"/>
+            </w:pPr>
+            <w:r>
+              <w:t>InProgress</w:t>
+            </w:r>
+          </w:p>
+        </w:tc>
+        <w:tc>
+          <w:tcPr>
+            <w:tcW w:w="0" w:type="auto"/>
+            <w:hideMark/>
+          </w:tcPr>
+          <w:p>
+            <w:pPr>
+              <w:pStyle w:val="ListParagraph"/>
+              <w:spacing w:after="160" w:line="278" w:lineRule="auto"/>
+            </w:pPr>
+            <w:r>
+              <w:t>Handles transitions while a task is INPROGRESS.</w:t>
+            </w:r>
+          </w:p>
+        </w:tc>
+      </w:tr>
+      <w:tr>
+        <w:tc>
+          <w:tcPr>
+            <w:tcW w:w="0" w:type="auto"/>
+            <w:hideMark/>
+          </w:tcPr>
+          <w:p>
+            <w:pPr>
+              <w:pStyle w:val="ListParagraph"/>
+              <w:spacing w:after="160" w:line="278" w:lineRule="auto"/>
+            </w:pPr>
+            <w:r>
+              <w:t>Concrete State</w:t>
+            </w:r>
+          </w:p>
+        </w:tc>
+        <w:tc>
+          <w:tcPr>
+            <w:tcW w:w="0" w:type="auto"/>
+            <w:hideMark/>
+          </w:tcPr>
+          <w:p>
+            <w:pPr>
+              <w:pStyle w:val="ListParagraph"/>
+              <w:spacing w:after="160" w:line="278" w:lineRule="auto"/>
+            </w:pPr>
+            <w:r>
+              <w:t>Delayed</w:t>
+            </w:r>
+          </w:p>
+        </w:tc>
+        <w:tc>
+          <w:tcPr>
+            <w:tcW w:w="0" w:type="auto"/>
+            <w:hideMark/>
+          </w:tcPr>
+          <w:p>
+            <w:pPr>
+              <w:pStyle w:val="ListParagraph"/>
+              <w:spacing w:after="160" w:line="278" w:lineRule="auto"/>
+            </w:pPr>
+            <w:r>
+              <w:t>Handles transitions while a task is DELAYED.</w:t>
+            </w:r>
+          </w:p>
+        </w:tc>
+      </w:tr>
+      <w:tr>
+        <w:tc>
+          <w:tcPr>
+            <w:tcW w:w="0" w:type="auto"/>
+            <w:hideMark/>
+          </w:tcPr>
+          <w:p>
+            <w:pPr>
+              <w:pStyle w:val="ListParagraph"/>
+              <w:spacing w:after="160" w:line="278" w:lineRule="auto"/>
+            </w:pPr>
+            <w:r>
+              <w:t>Concrete State</w:t>
+            </w:r>
+          </w:p>
+        </w:tc>
+        <w:tc>
+          <w:tcPr>
+            <w:tcW w:w="0" w:type="auto"/>
+            <w:hideMark/>
+          </w:tcPr>
+          <w:p>
+            <w:pPr>
+              <w:pStyle w:val="ListParagraph"/>
+              <w:spacing w:after="160" w:line="278" w:lineRule="auto"/>
+            </w:pPr>
+            <w:r>
+              <w:t>Completed</w:t>
+            </w:r>
+          </w:p>
+        </w:tc>
+        <w:tc>
+          <w:tcPr>
+            <w:tcW w:w="0" w:type="auto"/>
+            <w:hideMark/>
+          </w:tcPr>
+          <w:p>
+            <w:pPr>
+              <w:pStyle w:val="ListParagraph"/>
+              <w:spacing w:after="160" w:line="278" w:lineRule="auto"/>
+            </w:pPr>
+            <w:r>
+              <w:t>Represents a completed task and prevents invalid further transitions.</w:t>
+            </w:r>
+          </w:p>
+        </w:tc>
+      </w:tr>
+    </w:tbl>
+    <w:p>
+      <w:pPr>
+        <w:pStyle w:val="ListParagraph"/>
+        <w:rPr>
+          <w:lang w:val="en-ZA"/>
+        </w:rPr>
+      </w:pPr>
+    </w:p>
+    <w:p>
+      <w:pPr>
+        <w:pStyle w:val="ListParagraph"/>
+        <w:rPr>
+          <w:lang w:val="en-ZA"/>
+        </w:rPr>
+      </w:pPr>
+    </w:p>
     <w:p>
       <w:pPr>
         <w:pStyle w:val="ListParagraph"/>
@@ -714,6 +1234,286 @@
         <w:t xml:space="preserve">Iterator </w:t>
       </w:r>
     </w:p>
+    <w:tbl>
+      <w:tblPr>
+        <w:tblStyle w:val="TableGrid"/>
+        <w:tblW w:w="0" w:type="auto"/>
+        <w:tblLook w:val="04A0" w:firstRow="1" w:lastRow="0" w:firstColumn="1" w:lastColumn="0" w:noHBand="0" w:noVBand="1"/>
+      </w:tblPr>
+      <w:tblGrid>
+        <w:gridCol w:w="2161"/>
+        <w:gridCol w:w="2652"/>
+        <w:gridCol w:w="4203"/>
+      </w:tblGrid>
+      <w:tr>
+        <w:tc>
+          <w:tcPr>
+            <w:tcW w:w="0" w:type="auto"/>
+            <w:hideMark/>
+          </w:tcPr>
+          <w:p>
+            <w:pPr>
+              <w:spacing w:after="160" w:line="278" w:lineRule="auto"/>
+              <w:ind w:left="360"/>
+              <w:rPr>
+                <w:b/>
+                <w:bCs/>
+              </w:rPr>
+            </w:pPr>
+            <w:r>
+              <w:rPr>
+                <w:b/>
+                <w:bCs/>
+              </w:rPr>
+              <w:t>Participant Name</w:t>
+            </w:r>
+          </w:p>
+        </w:tc>
+        <w:tc>
+          <w:tcPr>
+            <w:tcW w:w="0" w:type="auto"/>
+            <w:hideMark/>
+          </w:tcPr>
+          <w:p>
+            <w:pPr>
+              <w:spacing w:after="160" w:line="278" w:lineRule="auto"/>
+              <w:ind w:left="360"/>
+              <w:rPr>
+                <w:b/>
+                <w:bCs/>
+              </w:rPr>
+            </w:pPr>
+            <w:r>
+              <w:rPr>
+                <w:b/>
+                <w:bCs/>
+              </w:rPr>
+              <w:t>Class</w:t>
+            </w:r>
+          </w:p>
+        </w:tc>
+        <w:tc>
+          <w:tcPr>
+            <w:tcW w:w="0" w:type="auto"/>
+            <w:hideMark/>
+          </w:tcPr>
+          <w:p>
+            <w:pPr>
+              <w:spacing w:after="160" w:line="278" w:lineRule="auto"/>
+              <w:ind w:left="360"/>
+              <w:rPr>
+                <w:b/>
+                <w:bCs/>
+              </w:rPr>
+            </w:pPr>
+            <w:r>
+              <w:rPr>
+                <w:b/>
+                <w:bCs/>
+              </w:rPr>
+              <w:t>Description</w:t>
+            </w:r>
+          </w:p>
+        </w:tc>
+      </w:tr>
+      <w:tr>
+        <w:tc>
+          <w:tcPr>
+            <w:tcW w:w="0" w:type="auto"/>
+            <w:hideMark/>
+          </w:tcPr>
+          <w:p>
+            <w:pPr>
+              <w:spacing w:after="160" w:line="278" w:lineRule="auto"/>
+              <w:ind w:left="360"/>
+            </w:pPr>
+            <w:r>
+              <w:t>Iterator</w:t>
+            </w:r>
+          </w:p>
+        </w:tc>
+        <w:tc>
+          <w:tcPr>
+            <w:tcW w:w="0" w:type="auto"/>
+            <w:hideMark/>
+          </w:tcPr>
+          <w:p>
+            <w:pPr>
+              <w:spacing w:after="160" w:line="278" w:lineRule="auto"/>
+              <w:ind w:left="360"/>
+            </w:pPr>
+            <w:r>
+              <w:t>Iterator</w:t>
+            </w:r>
+          </w:p>
+        </w:tc>
+        <w:tc>
+          <w:tcPr>
+            <w:tcW w:w="0" w:type="auto"/>
+            <w:hideMark/>
+          </w:tcPr>
+          <w:p>
+            <w:pPr>
+              <w:spacing w:after="160" w:line="278" w:lineRule="auto"/>
+              <w:ind w:left="360"/>
+            </w:pPr>
+            <w:r>
+              <w:t>Defines the interface for traversing TaskForge components.</w:t>
+            </w:r>
+          </w:p>
+        </w:tc>
+      </w:tr>
+      <w:tr>
+        <w:tc>
+          <w:tcPr>
+            <w:tcW w:w="0" w:type="auto"/>
+            <w:hideMark/>
+          </w:tcPr>
+          <w:p>
+            <w:pPr>
+              <w:spacing w:after="160" w:line="278" w:lineRule="auto"/>
+              <w:ind w:left="360"/>
+            </w:pPr>
+            <w:r>
+              <w:t>Concrete Iterator</w:t>
+            </w:r>
+          </w:p>
+        </w:tc>
+        <w:tc>
+          <w:tcPr>
+            <w:tcW w:w="0" w:type="auto"/>
+            <w:hideMark/>
+          </w:tcPr>
+          <w:p>
+            <w:pPr>
+              <w:spacing w:after="160" w:line="278" w:lineRule="auto"/>
+              <w:ind w:left="360"/>
+            </w:pPr>
+            <w:r>
+              <w:t>DepthFirstIterator</w:t>
+            </w:r>
+          </w:p>
+        </w:tc>
+        <w:tc>
+          <w:tcPr>
+            <w:tcW w:w="0" w:type="auto"/>
+            <w:hideMark/>
+          </w:tcPr>
+          <w:p>
+            <w:pPr>
+              <w:spacing w:after="160" w:line="278" w:lineRule="auto"/>
+              <w:ind w:left="360"/>
+            </w:pPr>
+            <w:r>
+              <w:t>Traverses the hierarchy depth-first using a stack.</w:t>
+            </w:r>
+          </w:p>
+        </w:tc>
+      </w:tr>
+      <w:tr>
+        <w:tc>
+          <w:tcPr>
+            <w:tcW w:w="0" w:type="auto"/>
+            <w:hideMark/>
+          </w:tcPr>
+          <w:p>
+            <w:pPr>
+              <w:spacing w:after="160" w:line="278" w:lineRule="auto"/>
+              <w:ind w:left="360"/>
+            </w:pPr>
+            <w:r>
+              <w:t>Concrete Iterator</w:t>
+            </w:r>
+          </w:p>
+        </w:tc>
+        <w:tc>
+          <w:tcPr>
+            <w:tcW w:w="0" w:type="auto"/>
+            <w:hideMark/>
+          </w:tcPr>
+          <w:p>
+            <w:pPr>
+              <w:spacing w:after="160" w:line="278" w:lineRule="auto"/>
+              <w:ind w:left="360"/>
+            </w:pPr>
+            <w:r>
+              <w:t>BreadthFirstIterator</w:t>
+            </w:r>
+          </w:p>
+        </w:tc>
+        <w:tc>
+          <w:tcPr>
+            <w:tcW w:w="0" w:type="auto"/>
+            <w:hideMark/>
+          </w:tcPr>
+          <w:p>
+            <w:pPr>
+              <w:spacing w:after="160" w:line="278" w:lineRule="auto"/>
+              <w:ind w:left="360"/>
+            </w:pPr>
+            <w:r>
+              <w:t>Traverses the hierarchy breadth-first using a queue.</w:t>
+            </w:r>
+          </w:p>
+        </w:tc>
+      </w:tr>
+      <w:tr>
+        <w:tc>
+          <w:tcPr>
+            <w:tcW w:w="0" w:type="auto"/>
+            <w:hideMark/>
+          </w:tcPr>
+          <w:p>
+            <w:pPr>
+              <w:spacing w:after="160" w:line="278" w:lineRule="auto"/>
+              <w:ind w:left="360"/>
+            </w:pPr>
+            <w:r>
+              <w:lastRenderedPageBreak/>
+              <w:t>Traversed Component</w:t>
+            </w:r>
+          </w:p>
+        </w:tc>
+        <w:tc>
+          <w:tcPr>
+            <w:tcW w:w="0" w:type="auto"/>
+            <w:hideMark/>
+          </w:tcPr>
+          <w:p>
+            <w:pPr>
+              <w:spacing w:after="160" w:line="278" w:lineRule="auto"/>
+              <w:ind w:left="360"/>
+            </w:pPr>
+            <w:r>
+              <w:t>DeliveryComponent</w:t>
+            </w:r>
+          </w:p>
+        </w:tc>
+        <w:tc>
+          <w:tcPr>
+            <w:tcW w:w="0" w:type="auto"/>
+            <w:hideMark/>
+          </w:tcPr>
+          <w:p>
+            <w:pPr>
+              <w:spacing w:after="160" w:line="278" w:lineRule="auto"/>
+              <w:ind w:left="360"/>
+            </w:pPr>
+            <w:r>
+              <w:t>Provides child-access operations used by the iterators to traverse the hierarchy.</w:t>
+            </w:r>
+          </w:p>
+        </w:tc>
+      </w:tr>
+    </w:tbl>
+    <w:p>
+      <w:pPr>
+        <w:ind w:left="360"/>
+        <w:rPr>
+          <w:lang w:val="en-ZA"/>
+        </w:rPr>
+      </w:pPr>
+    </w:p>
     <w:p>
       <w:pPr>
         <w:pStyle w:val="ListParagraph"/>
@@ -731,6 +1531,272 @@
         </w:rPr>
         <w:t>Decorator</w:t>
       </w:r>
+    </w:p>
+    <w:tbl>
+      <w:tblPr>
+        <w:tblStyle w:val="TableGrid"/>
+        <w:tblW w:w="9360" w:type="dxa"/>
+        <w:tblLook w:val="04A0" w:firstRow="1" w:lastRow="0" w:firstColumn="1" w:lastColumn="0" w:noHBand="0" w:noVBand="1"/>
+      </w:tblPr>
+      <w:tblGrid>
+        <w:gridCol w:w="1938"/>
+        <w:gridCol w:w="2840"/>
+        <w:gridCol w:w="4582"/>
+      </w:tblGrid>
+      <w:tr>
+        <w:tc>
+          <w:tcPr>
+            <w:tcW w:w="0" w:type="auto"/>
+            <w:hideMark/>
+          </w:tcPr>
+          <w:p>
+            <w:pPr>
+              <w:rPr>
+                <w:b/>
+                <w:bCs/>
+              </w:rPr>
+            </w:pPr>
+            <w:r>
+              <w:rPr>
+                <w:b/>
+                <w:bCs/>
+              </w:rPr>
+              <w:t>Participant Name</w:t>
+            </w:r>
+          </w:p>
+        </w:tc>
+        <w:tc>
+          <w:tcPr>
+            <w:tcW w:w="0" w:type="auto"/>
+            <w:hideMark/>
+          </w:tcPr>
+          <w:p>
+            <w:pPr>
+              <w:rPr>
+                <w:b/>
+                <w:bCs/>
+              </w:rPr>
+            </w:pPr>
+            <w:r>
+              <w:rPr>
+                <w:b/>
+                <w:bCs/>
+              </w:rPr>
+              <w:t>Class</w:t>
+            </w:r>
+          </w:p>
+        </w:tc>
+        <w:tc>
+          <w:tcPr>
+            <w:tcW w:w="0" w:type="auto"/>
+            <w:hideMark/>
+          </w:tcPr>
+          <w:p>
+            <w:pPr>
+              <w:rPr>
+                <w:b/>
+                <w:bCs/>
+              </w:rPr>
+            </w:pPr>
+            <w:r>
+              <w:rPr>
+                <w:b/>
+                <w:bCs/>
+              </w:rPr>
+              <w:t>Description</w:t>
+            </w:r>
+          </w:p>
+        </w:tc>
+      </w:tr>
+      <w:tr>
+        <w:tc>
+          <w:tcPr>
+            <w:tcW w:w="0" w:type="auto"/>
+            <w:hideMark/>
+          </w:tcPr>
+          <w:p>
+            <w:r>
+              <w:t>Component</w:t>
+            </w:r>
+          </w:p>
+        </w:tc>
+        <w:tc>
+          <w:tcPr>
+            <w:tcW w:w="0" w:type="auto"/>
+            <w:hideMark/>
+          </w:tcPr>
+          <w:p>
+            <w:r>
+              <w:t>DeliveryComponent</w:t>
+            </w:r>
+          </w:p>
+        </w:tc>
+        <w:tc>
+          <w:tcPr>
+            <w:tcW w:w="0" w:type="auto"/>
+            <w:hideMark/>
+          </w:tcPr>
+          <w:p>
+            <w:r>
+              <w:t>Defines the interface shared by components and decorators.</w:t>
+            </w:r>
+          </w:p>
+        </w:tc>
+      </w:tr>
+      <w:tr>
+        <w:tc>
+          <w:tcPr>
+            <w:tcW w:w="0" w:type="auto"/>
+            <w:hideMark/>
+          </w:tcPr>
+          <w:p>
+            <w:r>
+              <w:t>Concrete Component</w:t>
+            </w:r>
+          </w:p>
+        </w:tc>
+        <w:tc>
+          <w:tcPr>
+            <w:tcW w:w="0" w:type="auto"/>
+            <w:hideMark/>
+          </w:tcPr>
+          <w:p>
+            <w:r>
+              <w:t xml:space="preserve">DeliveryPhase / </w:t>
+            </w:r>
+            <w:proofErr w:type="spellStart"/>
+            <w:r>
+              <w:t>FrontendPhase</w:t>
+            </w:r>
+            <w:proofErr w:type="spellEnd"/>
+          </w:p>
+        </w:tc>
+        <w:tc>
+          <w:tcPr>
+            <w:tcW w:w="0" w:type="auto"/>
+            <w:hideMark/>
+          </w:tcPr>
+          <w:p>
+            <w:r>
+              <w:t>Provides the original component being decorated.</w:t>
+            </w:r>
+          </w:p>
+        </w:tc>
+      </w:tr>
+      <w:tr>
+        <w:tc>
+          <w:tcPr>
+            <w:tcW w:w="0" w:type="auto"/>
+            <w:hideMark/>
+          </w:tcPr>
+          <w:p>
+            <w:r>
+              <w:t>Decorator</w:t>
+            </w:r>
+          </w:p>
+        </w:tc>
+        <w:tc>
+          <w:tcPr>
+            <w:tcW w:w="0" w:type="auto"/>
+            <w:hideMark/>
+          </w:tcPr>
+          <w:p>
+            <w:proofErr w:type="spellStart"/>
+            <w:r>
+              <w:t>DeliveryDecorator</w:t>
+            </w:r>
+            <w:proofErr w:type="spellEnd"/>
+          </w:p>
+        </w:tc>
+        <w:tc>
+          <w:tcPr>
+            <w:tcW w:w="0" w:type="auto"/>
+            <w:hideMark/>
+          </w:tcPr>
+          <w:p>
+            <w:r>
+              <w:t>Wraps a DeliveryComponent and forwards its operations.</w:t>
+            </w:r>
+          </w:p>
+        </w:tc>
+      </w:tr>
+      <w:tr>
+        <w:tc>
+          <w:tcPr>
+            <w:tcW w:w="0" w:type="auto"/>
+            <w:hideMark/>
+          </w:tcPr>
+          <w:p>
+            <w:r>
+              <w:t>Concrete Decorator</w:t>
+            </w:r>
+          </w:p>
+        </w:tc>
+        <w:tc>
+          <w:tcPr>
+            <w:tcW w:w="0" w:type="auto"/>
+            <w:hideMark/>
+          </w:tcPr>
+          <w:p>
+            <w:r>
+              <w:t>PriorityDecorator</w:t>
+            </w:r>
+          </w:p>
+        </w:tc>
+        <w:tc>
+          <w:tcPr>
+            <w:tcW w:w="0" w:type="auto"/>
+            <w:hideMark/>
+          </w:tcPr>
+          <w:p>
+            <w:r>
+              <w:t>Adds a priority value to the wrapped component.</w:t>
+            </w:r>
+          </w:p>
+        </w:tc>
+      </w:tr>
+      <w:tr>
+        <w:tc>
+          <w:tcPr>
+            <w:tcW w:w="0" w:type="auto"/>
+            <w:hideMark/>
+          </w:tcPr>
+          <w:p>
+            <w:r>
+              <w:t>Concrete Decorator</w:t>
+            </w:r>
+          </w:p>
+        </w:tc>
+        <w:tc>
+          <w:tcPr>
+            <w:tcW w:w="0" w:type="auto"/>
+            <w:hideMark/>
+          </w:tcPr>
+          <w:p>
+            <w:r>
+              <w:t>AuditDecorator</w:t>
+            </w:r>
+          </w:p>
+        </w:tc>
+        <w:tc>
+          <w:tcPr>
+            <w:tcW w:w="0" w:type="auto"/>
+            <w:hideMark/>
+          </w:tcPr>
+          <w:p>
+            <w:r>
+              <w:t>Adds logging of state-change attempts to the wrapped component.</w:t>
+            </w:r>
+          </w:p>
+        </w:tc>
+      </w:tr>
+    </w:tbl>
+    <w:p>
+      <w:pPr>
+        <w:rPr>
+          <w:lang w:val="en-ZA"/>
+        </w:rPr>
+      </w:pPr>
     </w:p>
     <w:p>
       <w:pPr>
@@ -824,6 +1890,7 @@
       <w:r>
         <w:rPr>
           <w:rFonts w:asciiTheme="minorHAnsi" w:eastAsiaTheme="minorHAnsi" w:hAnsiTheme="minorHAnsi" w:cstheme="minorBidi"/>
+          <w:noProof/>
           <w:color w:val="auto"/>
           <w:sz w:val="24"/>
           <w:szCs w:val="24"/>
@@ -926,6 +1993,9 @@
     <w:p/>
     <w:p>
       <w:r>
+        <w:rPr>
+          <w:noProof/>
+        </w:rPr>
         <w:drawing>
           <wp:anchor distT="0" distB="0" distL="114300" distR="114300" simplePos="0" relativeHeight="251658240" behindDoc="1" locked="0" layoutInCell="1" allowOverlap="1" wp14:anchorId="5A7C2DCF" wp14:editId="4B147980">
             <wp:simplePos x="0" y="0"/>
@@ -1753,6 +2823,7 @@
   <w:style w:type="paragraph" w:default="1" w:styleId="Normal">
     <w:name w:val="Normal"/>
     <w:qFormat/>
+    <w:rsid w:val="005F7ED9"/>
   </w:style>
   <w:style w:type="paragraph" w:styleId="Heading1">
     <w:name w:val="heading 1"/>
@@ -1955,7 +3026,6 @@
   <w:style w:type="character" w:default="1" w:styleId="DefaultParagraphFont">
     <w:name w:val="Default Paragraph Font"/>
     <w:uiPriority w:val="1"/>
-    <w:semiHidden/>
     <w:unhideWhenUsed/>
   </w:style>
   <w:style w:type="table" w:default="1" w:styleId="TableNormal">

--- a/COS214PRAC4_PDF.docx
+++ b/COS214PRAC4_PDF.docx
@@ -1661,8 +1661,13 @@
             <w:hideMark/>
           </w:tcPr>
           <w:p>
-            <w:r>
-              <w:t xml:space="preserve">DeliveryPhase / </w:t>
+            <w:proofErr w:type="spellStart"/>
+            <w:r>
+              <w:t>DeliveryPhase</w:t>
+            </w:r>
+            <w:proofErr w:type="spellEnd"/>
+            <w:r>
+              <w:t xml:space="preserve"> / </w:t>
             </w:r>
             <w:proofErr w:type="spellStart"/>
             <w:r>
@@ -2096,6 +2101,325 @@
         <w:pStyle w:val="Heading2"/>
       </w:pPr>
       <w:r>
+        <w:t xml:space="preserve">GDB investigation and </w:t>
+      </w:r>
+      <w:proofErr w:type="spellStart"/>
+      <w:r>
+        <w:t>Valgrind</w:t>
+      </w:r>
+      <w:proofErr w:type="spellEnd"/>
+      <w:r>
+        <w:t xml:space="preserve"> check</w:t>
+      </w:r>
+    </w:p>
+    <w:p>
+      <w:r>
+        <w:t xml:space="preserve">During the testing of the </w:t>
+      </w:r>
+      <w:proofErr w:type="spellStart"/>
+      <w:r>
+        <w:t>TaskForge</w:t>
+      </w:r>
+      <w:proofErr w:type="spellEnd"/>
+      <w:r>
+        <w:t xml:space="preserve"> system GDB was used to assist with diagnosing any bugs that were encountered. One such bug was a segmentation fault due to a function trying to access an attribute of a class that had no instantiated value. GDB was used to set a breakpoint at the function that caused the segment fault. This was rectified by adding an initial value to the attribute. Evidence of GDB usage:</w:t>
+      </w:r>
+    </w:p>
+    <w:p>
+      <w:r>
+        <w:rPr>
+          <w:noProof/>
+        </w:rPr>
+        <w:drawing>
+          <wp:inline distT="0" distB="0" distL="0" distR="0" wp14:anchorId="3EE71E0D" wp14:editId="6CB899D5">
+            <wp:extent cx="5731510" cy="1598930"/>
+            <wp:effectExtent l="0" t="0" r="2540" b="1270"/>
+            <wp:docPr id="495073310" name="Picture 2"/>
+            <wp:cNvGraphicFramePr>
+              <a:graphicFrameLocks xmlns:a="http://schemas.openxmlformats.org/drawingml/2006/main" noChangeAspect="1"/>
+            </wp:cNvGraphicFramePr>
+            <a:graphic xmlns:a="http://schemas.openxmlformats.org/drawingml/2006/main">
+              <a:graphicData uri="http://schemas.openxmlformats.org/drawingml/2006/picture">
+                <pic:pic xmlns:pic="http://schemas.openxmlformats.org/drawingml/2006/picture">
+                  <pic:nvPicPr>
+                    <pic:cNvPr id="495073310" name="Picture 495073310"/>
+                    <pic:cNvPicPr/>
+                  </pic:nvPicPr>
+                  <pic:blipFill>
+                    <a:blip r:embed="rId13" cstate="print">
+                      <a:extLst>
+                        <a:ext uri="{28A0092B-C50C-407E-A947-70E740481C1C}">
+                          <a14:useLocalDpi xmlns:a14="http://schemas.microsoft.com/office/drawing/2010/main" val="0"/>
+                        </a:ext>
+                      </a:extLst>
+                    </a:blip>
+                    <a:stretch>
+                      <a:fillRect/>
+                    </a:stretch>
+                  </pic:blipFill>
+                  <pic:spPr>
+                    <a:xfrm>
+                      <a:off x="0" y="0"/>
+                      <a:ext cx="5731510" cy="1598930"/>
+                    </a:xfrm>
+                    <a:prstGeom prst="rect">
+                      <a:avLst/>
+                    </a:prstGeom>
+                  </pic:spPr>
+                </pic:pic>
+              </a:graphicData>
+            </a:graphic>
+          </wp:inline>
+        </w:drawing>
+      </w:r>
+    </w:p>
+    <w:p>
+      <w:r>
+        <w:br w:type="page"/>
+      </w:r>
+    </w:p>
+    <w:p/>
+    <w:p>
+      <w:pPr>
+        <w:rPr>
+          <w:noProof/>
+        </w:rPr>
+      </w:pPr>
+      <w:r>
+        <w:t>The second bug that was encountered was an ownership double free bug, thus causing a segmentation fault. A class destructor was attempting to delete an object it did not have ownership over, thus when both destructors were called the object was deleted twice. This was diagnosed by back tracing after the program crashed and resolved by removing the delete statement from the class that did not own the object. Evidence of GDB usage:</w:t>
+      </w:r>
+      <w:r>
+        <w:rPr>
+          <w:noProof/>
+        </w:rPr>
+        <w:t xml:space="preserve"> </w:t>
+      </w:r>
+      <w:r>
+        <w:rPr>
+          <w:noProof/>
+        </w:rPr>
+        <w:drawing>
+          <wp:inline distT="0" distB="0" distL="0" distR="0" wp14:anchorId="66EE7821" wp14:editId="5F510632">
+            <wp:extent cx="5731510" cy="1697990"/>
+            <wp:effectExtent l="0" t="0" r="2540" b="0"/>
+            <wp:docPr id="370244162" name="Picture 3"/>
+            <wp:cNvGraphicFramePr>
+              <a:graphicFrameLocks xmlns:a="http://schemas.openxmlformats.org/drawingml/2006/main" noChangeAspect="1"/>
+            </wp:cNvGraphicFramePr>
+            <a:graphic xmlns:a="http://schemas.openxmlformats.org/drawingml/2006/main">
+              <a:graphicData uri="http://schemas.openxmlformats.org/drawingml/2006/picture">
+                <pic:pic xmlns:pic="http://schemas.openxmlformats.org/drawingml/2006/picture">
+                  <pic:nvPicPr>
+                    <pic:cNvPr id="370244162" name="Picture 370244162"/>
+                    <pic:cNvPicPr/>
+                  </pic:nvPicPr>
+                  <pic:blipFill>
+                    <a:blip r:embed="rId14" cstate="print">
+                      <a:extLst>
+                        <a:ext uri="{28A0092B-C50C-407E-A947-70E740481C1C}">
+                          <a14:useLocalDpi xmlns:a14="http://schemas.microsoft.com/office/drawing/2010/main" val="0"/>
+                        </a:ext>
+                      </a:extLst>
+                    </a:blip>
+                    <a:stretch>
+                      <a:fillRect/>
+                    </a:stretch>
+                  </pic:blipFill>
+                  <pic:spPr>
+                    <a:xfrm>
+                      <a:off x="0" y="0"/>
+                      <a:ext cx="5731510" cy="1697990"/>
+                    </a:xfrm>
+                    <a:prstGeom prst="rect">
+                      <a:avLst/>
+                    </a:prstGeom>
+                  </pic:spPr>
+                </pic:pic>
+              </a:graphicData>
+            </a:graphic>
+          </wp:inline>
+        </w:drawing>
+      </w:r>
+    </w:p>
+    <w:p>
+      <w:pPr>
+        <w:rPr>
+          <w:noProof/>
+        </w:rPr>
+      </w:pPr>
+    </w:p>
+    <w:p>
+      <w:r>
+        <w:t xml:space="preserve">After the Testing was completed and any bugs were rectified </w:t>
+      </w:r>
+      <w:proofErr w:type="spellStart"/>
+      <w:r>
+        <w:t>Valgrind</w:t>
+      </w:r>
+      <w:proofErr w:type="spellEnd"/>
+      <w:r>
+        <w:t xml:space="preserve"> was used to ensure proper memory management. Due to some of the earlier bugs and poor memory management there was memory leaks. After conducting a </w:t>
+      </w:r>
+      <w:proofErr w:type="spellStart"/>
+      <w:r>
+        <w:t>valgrind</w:t>
+      </w:r>
+      <w:proofErr w:type="spellEnd"/>
+      <w:r>
+        <w:t xml:space="preserve"> check the leaks were removed and correct memory management was seen throughout the system. Evidence of </w:t>
+      </w:r>
+      <w:proofErr w:type="spellStart"/>
+      <w:r>
+        <w:t>Valgrind</w:t>
+      </w:r>
+      <w:proofErr w:type="spellEnd"/>
+      <w:r>
+        <w:t xml:space="preserve"> usage:</w:t>
+      </w:r>
+    </w:p>
+    <w:p>
+      <w:r>
+        <w:rPr>
+          <w:noProof/>
+        </w:rPr>
+        <w:drawing>
+          <wp:inline distT="0" distB="0" distL="0" distR="0" wp14:anchorId="743CC34A" wp14:editId="443278CC">
+            <wp:extent cx="5731510" cy="1682115"/>
+            <wp:effectExtent l="0" t="0" r="2540" b="0"/>
+            <wp:docPr id="347592350" name="Picture 5"/>
+            <wp:cNvGraphicFramePr>
+              <a:graphicFrameLocks xmlns:a="http://schemas.openxmlformats.org/drawingml/2006/main" noChangeAspect="1"/>
+            </wp:cNvGraphicFramePr>
+            <a:graphic xmlns:a="http://schemas.openxmlformats.org/drawingml/2006/main">
+              <a:graphicData uri="http://schemas.openxmlformats.org/drawingml/2006/picture">
+                <pic:pic xmlns:pic="http://schemas.openxmlformats.org/drawingml/2006/picture">
+                  <pic:nvPicPr>
+                    <pic:cNvPr id="347592350" name="Picture 347592350"/>
+                    <pic:cNvPicPr/>
+                  </pic:nvPicPr>
+                  <pic:blipFill>
+                    <a:blip r:embed="rId15" cstate="print">
+                      <a:extLst>
+                        <a:ext uri="{28A0092B-C50C-407E-A947-70E740481C1C}">
+                          <a14:useLocalDpi xmlns:a14="http://schemas.microsoft.com/office/drawing/2010/main" val="0"/>
+                        </a:ext>
+                      </a:extLst>
+                    </a:blip>
+                    <a:stretch>
+                      <a:fillRect/>
+                    </a:stretch>
+                  </pic:blipFill>
+                  <pic:spPr>
+                    <a:xfrm>
+                      <a:off x="0" y="0"/>
+                      <a:ext cx="5731510" cy="1682115"/>
+                    </a:xfrm>
+                    <a:prstGeom prst="rect">
+                      <a:avLst/>
+                    </a:prstGeom>
+                  </pic:spPr>
+                </pic:pic>
+              </a:graphicData>
+            </a:graphic>
+          </wp:inline>
+        </w:drawing>
+      </w:r>
+    </w:p>
+    <w:p/>
+    <w:p>
+      <w:r>
+        <w:rPr>
+          <w:noProof/>
+        </w:rPr>
+        <w:drawing>
+          <wp:inline distT="0" distB="0" distL="0" distR="0" wp14:anchorId="0DD7E64F" wp14:editId="742B824B">
+            <wp:extent cx="5731510" cy="1713230"/>
+            <wp:effectExtent l="0" t="0" r="2540" b="1270"/>
+            <wp:docPr id="705659667" name="Picture 7"/>
+            <wp:cNvGraphicFramePr>
+              <a:graphicFrameLocks xmlns:a="http://schemas.openxmlformats.org/drawingml/2006/main" noChangeAspect="1"/>
+            </wp:cNvGraphicFramePr>
+            <a:graphic xmlns:a="http://schemas.openxmlformats.org/drawingml/2006/main">
+              <a:graphicData uri="http://schemas.openxmlformats.org/drawingml/2006/picture">
+                <pic:pic xmlns:pic="http://schemas.openxmlformats.org/drawingml/2006/picture">
+                  <pic:nvPicPr>
+                    <pic:cNvPr id="705659667" name="Picture 705659667"/>
+                    <pic:cNvPicPr/>
+                  </pic:nvPicPr>
+                  <pic:blipFill>
+                    <a:blip r:embed="rId16" cstate="print">
+                      <a:extLst>
+                        <a:ext uri="{28A0092B-C50C-407E-A947-70E740481C1C}">
+                          <a14:useLocalDpi xmlns:a14="http://schemas.microsoft.com/office/drawing/2010/main" val="0"/>
+                        </a:ext>
+                      </a:extLst>
+                    </a:blip>
+                    <a:stretch>
+                      <a:fillRect/>
+                    </a:stretch>
+                  </pic:blipFill>
+                  <pic:spPr>
+                    <a:xfrm>
+                      <a:off x="0" y="0"/>
+                      <a:ext cx="5731510" cy="1713230"/>
+                    </a:xfrm>
+                    <a:prstGeom prst="rect">
+                      <a:avLst/>
+                    </a:prstGeom>
+                  </pic:spPr>
+                </pic:pic>
+              </a:graphicData>
+            </a:graphic>
+          </wp:inline>
+        </w:drawing>
+      </w:r>
+    </w:p>
+    <w:p>
+      <w:r>
+        <w:lastRenderedPageBreak/>
+        <w:drawing>
+          <wp:inline distT="0" distB="0" distL="0" distR="0" wp14:anchorId="4068737A" wp14:editId="6E54E9C0">
+            <wp:extent cx="5731510" cy="1618615"/>
+            <wp:effectExtent l="0" t="0" r="2540" b="635"/>
+            <wp:docPr id="1284319273" name="Picture 1"/>
+            <wp:cNvGraphicFramePr>
+              <a:graphicFrameLocks xmlns:a="http://schemas.openxmlformats.org/drawingml/2006/main" noChangeAspect="1"/>
+            </wp:cNvGraphicFramePr>
+            <a:graphic xmlns:a="http://schemas.openxmlformats.org/drawingml/2006/main">
+              <a:graphicData uri="http://schemas.openxmlformats.org/drawingml/2006/picture">
+                <pic:pic xmlns:pic="http://schemas.openxmlformats.org/drawingml/2006/picture">
+                  <pic:nvPicPr>
+                    <pic:cNvPr id="1284319273" name=""/>
+                    <pic:cNvPicPr/>
+                  </pic:nvPicPr>
+                  <pic:blipFill>
+                    <a:blip r:embed="rId17"/>
+                    <a:stretch>
+                      <a:fillRect/>
+                    </a:stretch>
+                  </pic:blipFill>
+                  <pic:spPr>
+                    <a:xfrm>
+                      <a:off x="0" y="0"/>
+                      <a:ext cx="5731510" cy="1618615"/>
+                    </a:xfrm>
+                    <a:prstGeom prst="rect">
+                      <a:avLst/>
+                    </a:prstGeom>
+                  </pic:spPr>
+                </pic:pic>
+              </a:graphicData>
+            </a:graphic>
+          </wp:inline>
+        </w:drawing>
+      </w:r>
+    </w:p>
+    <w:p/>
+    <w:p>
+      <w:pPr>
+        <w:pStyle w:val="Heading2"/>
+      </w:pPr>
+      <w:r>
         <w:t xml:space="preserve">Work split and </w:t>
       </w:r>
       <w:r>
@@ -2227,7 +2551,7 @@
       <w:r>
         <w:t xml:space="preserve"> </w:t>
       </w:r>
-      <w:hyperlink r:id="rId13" w:history="1">
+      <w:hyperlink r:id="rId18" w:history="1">
         <w:r>
           <w:rPr>
             <w:rStyle w:val="Hyperlink"/>
@@ -2244,7 +2568,7 @@
       </w:pPr>
     </w:p>
     <w:sectPr>
-      <w:headerReference w:type="default" r:id="rId14"/>
+      <w:headerReference w:type="default" r:id="rId19"/>
       <w:pgSz w:w="11906" w:h="16838"/>
       <w:pgMar w:top="1440" w:right="1440" w:bottom="1440" w:left="1440" w:header="708" w:footer="708" w:gutter="0"/>
       <w:cols w:space="708"/>
@@ -3026,6 +3350,7 @@
   <w:style w:type="character" w:default="1" w:styleId="DefaultParagraphFont">
     <w:name w:val="Default Paragraph Font"/>
     <w:uiPriority w:val="1"/>
+    <w:semiHidden/>
     <w:unhideWhenUsed/>
   </w:style>
   <w:style w:type="table" w:default="1" w:styleId="TableNormal">
